--- a/output/第10期計画_第9期計画の評価・検証_中間報告.docx
+++ b/output/第10期計画_第9期計画の評価・検証_中間報告.docx
@@ -185,13 +185,13 @@
         <w:tblStyle w:val="TableGrid"/>
         <w:tblW w:type="auto" w:w="0"/>
         <w:tblLayout w:type="fixed"/>
-        <w:tblLook w:firstColumn="1" w:firstRow="1" w:lastColumn="0" w:lastRow="0" w:noHBand="0" w:noVBand="1" w:val="04A0"/>
         <w:tblCellMar>
           <w:top w:w="34" w:type="dxa"/>
           <w:left w:w="68" w:type="dxa"/>
           <w:bottom w:w="34" w:type="dxa"/>
           <w:right w:w="68" w:type="dxa"/>
         </w:tblCellMar>
+        <w:tblLook w:firstColumn="1" w:firstRow="1" w:lastColumn="0" w:lastRow="0" w:noHBand="0" w:noVBand="1" w:val="04A0"/>
       </w:tblPr>
       <w:tblGrid>
         <w:gridCol w:w="3251"/>
@@ -205,8 +205,8 @@
         <w:tc>
           <w:tcPr>
             <w:tcW w:type="dxa" w:w="2992"/>
-            <w:vAlign w:val="center"/>
             <w:shd w:val="clear" w:color="auto" w:fill="1F3864"/>
+            <w:vAlign w:val="center"/>
           </w:tcPr>
           <w:p>
             <w:pPr>
@@ -227,8 +227,8 @@
         <w:tc>
           <w:tcPr>
             <w:tcW w:type="dxa" w:w="4765"/>
-            <w:vAlign w:val="center"/>
             <w:shd w:val="clear" w:color="auto" w:fill="1F3864"/>
+            <w:vAlign w:val="center"/>
           </w:tcPr>
           <w:p>
             <w:pPr>
@@ -249,8 +249,8 @@
         <w:tc>
           <w:tcPr>
             <w:tcW w:type="dxa" w:w="1995"/>
-            <w:vAlign w:val="center"/>
             <w:shd w:val="clear" w:color="auto" w:fill="1F3864"/>
+            <w:vAlign w:val="center"/>
           </w:tcPr>
           <w:p>
             <w:pPr>
@@ -341,8 +341,8 @@
         <w:tc>
           <w:tcPr>
             <w:tcW w:type="dxa" w:w="2992"/>
-            <w:vAlign w:val="center"/>
             <w:shd w:val="clear" w:color="auto" w:fill="F2F5FA"/>
+            <w:vAlign w:val="center"/>
           </w:tcPr>
           <w:p>
             <w:pPr>
@@ -363,8 +363,8 @@
         <w:tc>
           <w:tcPr>
             <w:tcW w:type="dxa" w:w="4765"/>
-            <w:vAlign w:val="center"/>
             <w:shd w:val="clear" w:color="auto" w:fill="F2F5FA"/>
+            <w:vAlign w:val="center"/>
           </w:tcPr>
           <w:p>
             <w:pPr>
@@ -383,8 +383,8 @@
         <w:tc>
           <w:tcPr>
             <w:tcW w:type="dxa" w:w="1995"/>
-            <w:vAlign w:val="center"/>
             <w:shd w:val="clear" w:color="auto" w:fill="F2F5FA"/>
+            <w:vAlign w:val="center"/>
           </w:tcPr>
           <w:p>
             <w:pPr>
@@ -442,13 +442,13 @@
         <w:tblStyle w:val="TableGrid"/>
         <w:tblW w:type="auto" w:w="0"/>
         <w:tblLayout w:type="fixed"/>
-        <w:tblLook w:firstColumn="1" w:firstRow="1" w:lastColumn="0" w:lastRow="0" w:noHBand="0" w:noVBand="1" w:val="04A0"/>
         <w:tblCellMar>
           <w:top w:w="34" w:type="dxa"/>
           <w:left w:w="68" w:type="dxa"/>
           <w:bottom w:w="34" w:type="dxa"/>
           <w:right w:w="68" w:type="dxa"/>
         </w:tblCellMar>
+        <w:tblLook w:firstColumn="1" w:firstRow="1" w:lastColumn="0" w:lastRow="0" w:noHBand="0" w:noVBand="1" w:val="04A0"/>
       </w:tblPr>
       <w:tblGrid>
         <w:gridCol w:w="2438"/>
@@ -463,8 +463,8 @@
         <w:tc>
           <w:tcPr>
             <w:tcW w:type="dxa" w:w="2438"/>
-            <w:vAlign w:val="center"/>
             <w:shd w:val="clear" w:color="auto" w:fill="1F3864"/>
+            <w:vAlign w:val="center"/>
           </w:tcPr>
           <w:p>
             <w:pPr>
@@ -485,8 +485,8 @@
         <w:tc>
           <w:tcPr>
             <w:tcW w:type="dxa" w:w="1662"/>
-            <w:vAlign w:val="center"/>
             <w:shd w:val="clear" w:color="auto" w:fill="1F3864"/>
+            <w:vAlign w:val="center"/>
           </w:tcPr>
           <w:p>
             <w:pPr>
@@ -507,8 +507,8 @@
         <w:tc>
           <w:tcPr>
             <w:tcW w:type="dxa" w:w="4211"/>
-            <w:vAlign w:val="center"/>
             <w:shd w:val="clear" w:color="auto" w:fill="1F3864"/>
+            <w:vAlign w:val="center"/>
           </w:tcPr>
           <w:p>
             <w:pPr>
@@ -529,8 +529,8 @@
         <w:tc>
           <w:tcPr>
             <w:tcW w:type="dxa" w:w="1441"/>
-            <w:vAlign w:val="center"/>
             <w:shd w:val="clear" w:color="auto" w:fill="1F3864"/>
+            <w:vAlign w:val="center"/>
           </w:tcPr>
           <w:p>
             <w:pPr>
@@ -639,8 +639,8 @@
         <w:tc>
           <w:tcPr>
             <w:tcW w:type="dxa" w:w="2438"/>
-            <w:vAlign w:val="center"/>
             <w:shd w:val="clear" w:color="auto" w:fill="F2F5FA"/>
+            <w:vAlign w:val="center"/>
           </w:tcPr>
           <w:p>
             <w:pPr>
@@ -659,8 +659,8 @@
         <w:tc>
           <w:tcPr>
             <w:tcW w:type="dxa" w:w="1662"/>
-            <w:vAlign w:val="center"/>
             <w:shd w:val="clear" w:color="auto" w:fill="F2F5FA"/>
+            <w:vAlign w:val="center"/>
           </w:tcPr>
           <w:p>
             <w:pPr>
@@ -680,8 +680,8 @@
         <w:tc>
           <w:tcPr>
             <w:tcW w:type="dxa" w:w="4211"/>
-            <w:vAlign w:val="center"/>
             <w:shd w:val="clear" w:color="auto" w:fill="F2F5FA"/>
+            <w:vAlign w:val="center"/>
           </w:tcPr>
           <w:p>
             <w:pPr>
@@ -700,8 +700,8 @@
         <w:tc>
           <w:tcPr>
             <w:tcW w:type="dxa" w:w="1441"/>
-            <w:vAlign w:val="center"/>
             <w:shd w:val="clear" w:color="auto" w:fill="F2F5FA"/>
+            <w:vAlign w:val="center"/>
           </w:tcPr>
           <w:p>
             <w:pPr>
@@ -846,13 +846,13 @@
         <w:tblStyle w:val="TableGrid"/>
         <w:tblW w:type="auto" w:w="0"/>
         <w:tblLayout w:type="fixed"/>
-        <w:tblLook w:firstColumn="1" w:firstRow="1" w:lastColumn="0" w:lastRow="0" w:noHBand="0" w:noVBand="1" w:val="04A0"/>
         <w:tblCellMar>
           <w:top w:w="34" w:type="dxa"/>
           <w:left w:w="68" w:type="dxa"/>
           <w:bottom w:w="34" w:type="dxa"/>
           <w:right w:w="68" w:type="dxa"/>
         </w:tblCellMar>
+        <w:tblLook w:firstColumn="1" w:firstRow="1" w:lastColumn="0" w:lastRow="0" w:noHBand="0" w:noVBand="1" w:val="04A0"/>
       </w:tblPr>
       <w:tblGrid>
         <w:gridCol w:w="3251"/>
@@ -866,8 +866,8 @@
         <w:tc>
           <w:tcPr>
             <w:tcW w:type="dxa" w:w="1361"/>
-            <w:vAlign w:val="center"/>
             <w:shd w:val="clear" w:color="auto" w:fill="1F3864"/>
+            <w:vAlign w:val="center"/>
           </w:tcPr>
           <w:p>
             <w:pPr>
@@ -888,8 +888,8 @@
         <w:tc>
           <w:tcPr>
             <w:tcW w:type="dxa" w:w="4195"/>
-            <w:vAlign w:val="center"/>
             <w:shd w:val="clear" w:color="auto" w:fill="1F3864"/>
+            <w:vAlign w:val="center"/>
           </w:tcPr>
           <w:p>
             <w:pPr>
@@ -910,8 +910,8 @@
         <w:tc>
           <w:tcPr>
             <w:tcW w:type="dxa" w:w="4195"/>
-            <w:vAlign w:val="center"/>
             <w:shd w:val="clear" w:color="auto" w:fill="1F3864"/>
+            <w:vAlign w:val="center"/>
           </w:tcPr>
           <w:p>
             <w:pPr>
@@ -999,8 +999,8 @@
         <w:tc>
           <w:tcPr>
             <w:tcW w:type="dxa" w:w="1361"/>
-            <w:vAlign w:val="center"/>
             <w:shd w:val="clear" w:color="auto" w:fill="F2F5FA"/>
+            <w:vAlign w:val="center"/>
           </w:tcPr>
           <w:p>
             <w:pPr>
@@ -1019,8 +1019,8 @@
         <w:tc>
           <w:tcPr>
             <w:tcW w:type="dxa" w:w="4195"/>
-            <w:vAlign w:val="center"/>
             <w:shd w:val="clear" w:color="auto" w:fill="F2F5FA"/>
+            <w:vAlign w:val="center"/>
           </w:tcPr>
           <w:p>
             <w:pPr>
@@ -1039,8 +1039,8 @@
         <w:tc>
           <w:tcPr>
             <w:tcW w:type="dxa" w:w="4195"/>
-            <w:vAlign w:val="center"/>
             <w:shd w:val="clear" w:color="auto" w:fill="F2F5FA"/>
+            <w:vAlign w:val="center"/>
           </w:tcPr>
           <w:p>
             <w:pPr>
@@ -1126,8 +1126,8 @@
         <w:tc>
           <w:tcPr>
             <w:tcW w:type="dxa" w:w="1361"/>
-            <w:vAlign w:val="center"/>
             <w:shd w:val="clear" w:color="auto" w:fill="F2F5FA"/>
+            <w:vAlign w:val="center"/>
           </w:tcPr>
           <w:p>
             <w:pPr>
@@ -1146,8 +1146,8 @@
         <w:tc>
           <w:tcPr>
             <w:tcW w:type="dxa" w:w="4195"/>
-            <w:vAlign w:val="center"/>
             <w:shd w:val="clear" w:color="auto" w:fill="F2F5FA"/>
+            <w:vAlign w:val="center"/>
           </w:tcPr>
           <w:p>
             <w:pPr>
@@ -1166,8 +1166,8 @@
         <w:tc>
           <w:tcPr>
             <w:tcW w:type="dxa" w:w="4195"/>
-            <w:vAlign w:val="center"/>
             <w:shd w:val="clear" w:color="auto" w:fill="F2F5FA"/>
+            <w:vAlign w:val="center"/>
           </w:tcPr>
           <w:p>
             <w:pPr>
@@ -1288,13 +1288,13 @@
         <w:tblStyle w:val="TableGrid"/>
         <w:tblW w:type="auto" w:w="0"/>
         <w:tblLayout w:type="fixed"/>
-        <w:tblLook w:firstColumn="1" w:firstRow="1" w:lastColumn="0" w:lastRow="0" w:noHBand="0" w:noVBand="1" w:val="04A0"/>
         <w:tblCellMar>
           <w:top w:w="34" w:type="dxa"/>
           <w:left w:w="68" w:type="dxa"/>
           <w:bottom w:w="34" w:type="dxa"/>
           <w:right w:w="68" w:type="dxa"/>
         </w:tblCellMar>
+        <w:tblLook w:firstColumn="1" w:firstRow="1" w:lastColumn="0" w:lastRow="0" w:noHBand="0" w:noVBand="1" w:val="04A0"/>
       </w:tblPr>
       <w:tblGrid>
         <w:gridCol w:w="1950"/>
@@ -1310,8 +1310,8 @@
         <w:tc>
           <w:tcPr>
             <w:tcW w:type="dxa" w:w="1474"/>
-            <w:vAlign w:val="center"/>
             <w:shd w:val="clear" w:color="auto" w:fill="1F3864"/>
+            <w:vAlign w:val="center"/>
           </w:tcPr>
           <w:p>
             <w:pPr>
@@ -1332,8 +1332,8 @@
         <w:tc>
           <w:tcPr>
             <w:tcW w:type="dxa" w:w="3969"/>
-            <w:vAlign w:val="center"/>
             <w:shd w:val="clear" w:color="auto" w:fill="1F3864"/>
+            <w:vAlign w:val="center"/>
           </w:tcPr>
           <w:p>
             <w:pPr>
@@ -1354,8 +1354,8 @@
         <w:tc>
           <w:tcPr>
             <w:tcW w:type="dxa" w:w="1020"/>
-            <w:vAlign w:val="center"/>
             <w:shd w:val="clear" w:color="auto" w:fill="1F3864"/>
+            <w:vAlign w:val="center"/>
           </w:tcPr>
           <w:p>
             <w:pPr>
@@ -1376,8 +1376,8 @@
         <w:tc>
           <w:tcPr>
             <w:tcW w:type="dxa" w:w="1814"/>
-            <w:vAlign w:val="center"/>
             <w:shd w:val="clear" w:color="auto" w:fill="1F3864"/>
+            <w:vAlign w:val="center"/>
           </w:tcPr>
           <w:p>
             <w:pPr>
@@ -1398,8 +1398,8 @@
         <w:tc>
           <w:tcPr>
             <w:tcW w:type="dxa" w:w="1474"/>
-            <w:vAlign w:val="center"/>
             <w:shd w:val="clear" w:color="auto" w:fill="1F3864"/>
+            <w:vAlign w:val="center"/>
           </w:tcPr>
           <w:p>
             <w:pPr>
@@ -1529,8 +1529,8 @@
         <w:tc>
           <w:tcPr>
             <w:tcW w:type="dxa" w:w="1474"/>
-            <w:vAlign w:val="center"/>
             <w:shd w:val="clear" w:color="auto" w:fill="F2F5FA"/>
+            <w:vAlign w:val="center"/>
           </w:tcPr>
           <w:p>
             <w:pPr>
@@ -1549,8 +1549,8 @@
         <w:tc>
           <w:tcPr>
             <w:tcW w:type="dxa" w:w="3969"/>
-            <w:vAlign w:val="center"/>
             <w:shd w:val="clear" w:color="auto" w:fill="F2F5FA"/>
+            <w:vAlign w:val="center"/>
           </w:tcPr>
           <w:p>
             <w:pPr>
@@ -1569,8 +1569,8 @@
         <w:tc>
           <w:tcPr>
             <w:tcW w:type="dxa" w:w="1020"/>
-            <w:vAlign w:val="center"/>
             <w:shd w:val="clear" w:color="auto" w:fill="F2F5FA"/>
+            <w:vAlign w:val="center"/>
           </w:tcPr>
           <w:p>
             <w:pPr>
@@ -1590,8 +1590,8 @@
         <w:tc>
           <w:tcPr>
             <w:tcW w:type="dxa" w:w="1814"/>
-            <w:vAlign w:val="center"/>
             <w:shd w:val="clear" w:color="auto" w:fill="F2F5FA"/>
+            <w:vAlign w:val="center"/>
           </w:tcPr>
           <w:p>
             <w:pPr>
@@ -1610,8 +1610,8 @@
         <w:tc>
           <w:tcPr>
             <w:tcW w:type="dxa" w:w="1474"/>
-            <w:vAlign w:val="center"/>
             <w:shd w:val="clear" w:color="auto" w:fill="F2F5FA"/>
+            <w:vAlign w:val="center"/>
           </w:tcPr>
           <w:p>
             <w:pPr>
@@ -1812,13 +1812,13 @@
         <w:tblStyle w:val="TableGrid"/>
         <w:tblW w:type="auto" w:w="0"/>
         <w:tblLayout w:type="fixed"/>
-        <w:tblLook w:firstColumn="1" w:firstRow="1" w:lastColumn="0" w:lastRow="0" w:noHBand="0" w:noVBand="1" w:val="04A0"/>
         <w:tblCellMar>
           <w:top w:w="34" w:type="dxa"/>
           <w:left w:w="68" w:type="dxa"/>
           <w:bottom w:w="34" w:type="dxa"/>
           <w:right w:w="68" w:type="dxa"/>
         </w:tblCellMar>
+        <w:tblLook w:firstColumn="1" w:firstRow="1" w:lastColumn="0" w:lastRow="0" w:noHBand="0" w:noVBand="1" w:val="04A0"/>
       </w:tblPr>
       <w:tblGrid>
         <w:gridCol w:w="1950"/>
@@ -1834,8 +1834,8 @@
         <w:tc>
           <w:tcPr>
             <w:tcW w:type="dxa" w:w="1587"/>
-            <w:vAlign w:val="center"/>
             <w:shd w:val="clear" w:color="auto" w:fill="1F3864"/>
+            <w:vAlign w:val="center"/>
           </w:tcPr>
           <w:p>
             <w:pPr>
@@ -1856,8 +1856,8 @@
         <w:tc>
           <w:tcPr>
             <w:tcW w:type="dxa" w:w="1247"/>
-            <w:vAlign w:val="center"/>
             <w:shd w:val="clear" w:color="auto" w:fill="1F3864"/>
+            <w:vAlign w:val="center"/>
           </w:tcPr>
           <w:p>
             <w:pPr>
@@ -1878,8 +1878,8 @@
         <w:tc>
           <w:tcPr>
             <w:tcW w:type="dxa" w:w="1247"/>
-            <w:vAlign w:val="center"/>
             <w:shd w:val="clear" w:color="auto" w:fill="1F3864"/>
+            <w:vAlign w:val="center"/>
           </w:tcPr>
           <w:p>
             <w:pPr>
@@ -1900,8 +1900,8 @@
         <w:tc>
           <w:tcPr>
             <w:tcW w:type="dxa" w:w="1020"/>
-            <w:vAlign w:val="center"/>
             <w:shd w:val="clear" w:color="auto" w:fill="1F3864"/>
+            <w:vAlign w:val="center"/>
           </w:tcPr>
           <w:p>
             <w:pPr>
@@ -1922,8 +1922,8 @@
         <w:tc>
           <w:tcPr>
             <w:tcW w:type="dxa" w:w="4649"/>
-            <w:vAlign w:val="center"/>
             <w:shd w:val="clear" w:color="auto" w:fill="1F3864"/>
+            <w:vAlign w:val="center"/>
           </w:tcPr>
           <w:p>
             <w:pPr>
@@ -2060,8 +2060,8 @@
         <w:tc>
           <w:tcPr>
             <w:tcW w:type="dxa" w:w="1587"/>
-            <w:vAlign w:val="center"/>
             <w:shd w:val="clear" w:color="auto" w:fill="F2F5FA"/>
+            <w:vAlign w:val="center"/>
           </w:tcPr>
           <w:p>
             <w:pPr>
@@ -2082,8 +2082,8 @@
         <w:tc>
           <w:tcPr>
             <w:tcW w:type="dxa" w:w="1247"/>
-            <w:vAlign w:val="center"/>
             <w:shd w:val="clear" w:color="auto" w:fill="F2F5FA"/>
+            <w:vAlign w:val="center"/>
           </w:tcPr>
           <w:p>
             <w:pPr>
@@ -2105,8 +2105,8 @@
         <w:tc>
           <w:tcPr>
             <w:tcW w:type="dxa" w:w="1247"/>
-            <w:vAlign w:val="center"/>
             <w:shd w:val="clear" w:color="auto" w:fill="F2F5FA"/>
+            <w:vAlign w:val="center"/>
           </w:tcPr>
           <w:p>
             <w:pPr>
@@ -2128,8 +2128,8 @@
         <w:tc>
           <w:tcPr>
             <w:tcW w:type="dxa" w:w="1020"/>
-            <w:vAlign w:val="center"/>
             <w:shd w:val="clear" w:color="auto" w:fill="F2F5FA"/>
+            <w:vAlign w:val="center"/>
           </w:tcPr>
           <w:p>
             <w:pPr>
@@ -2151,8 +2151,8 @@
         <w:tc>
           <w:tcPr>
             <w:tcW w:type="dxa" w:w="4649"/>
-            <w:vAlign w:val="center"/>
             <w:shd w:val="clear" w:color="auto" w:fill="F2F5FA"/>
+            <w:vAlign w:val="center"/>
           </w:tcPr>
           <w:p>
             <w:pPr>
@@ -2285,8 +2285,8 @@
         <w:tc>
           <w:tcPr>
             <w:tcW w:type="dxa" w:w="1587"/>
-            <w:vAlign w:val="center"/>
             <w:shd w:val="clear" w:color="auto" w:fill="F2F5FA"/>
+            <w:vAlign w:val="center"/>
           </w:tcPr>
           <w:p>
             <w:pPr>
@@ -2305,8 +2305,8 @@
         <w:tc>
           <w:tcPr>
             <w:tcW w:type="dxa" w:w="1247"/>
-            <w:vAlign w:val="center"/>
             <w:shd w:val="clear" w:color="auto" w:fill="F2F5FA"/>
+            <w:vAlign w:val="center"/>
           </w:tcPr>
           <w:p>
             <w:pPr>
@@ -2328,8 +2328,8 @@
         <w:tc>
           <w:tcPr>
             <w:tcW w:type="dxa" w:w="1247"/>
-            <w:vAlign w:val="center"/>
             <w:shd w:val="clear" w:color="auto" w:fill="F2F5FA"/>
+            <w:vAlign w:val="center"/>
           </w:tcPr>
           <w:p>
             <w:pPr>
@@ -2351,8 +2351,8 @@
         <w:tc>
           <w:tcPr>
             <w:tcW w:type="dxa" w:w="1020"/>
-            <w:vAlign w:val="center"/>
             <w:shd w:val="clear" w:color="auto" w:fill="F2F5FA"/>
+            <w:vAlign w:val="center"/>
           </w:tcPr>
           <w:p>
             <w:pPr>
@@ -2374,8 +2374,8 @@
         <w:tc>
           <w:tcPr>
             <w:tcW w:type="dxa" w:w="4649"/>
-            <w:vAlign w:val="center"/>
             <w:shd w:val="clear" w:color="auto" w:fill="F2F5FA"/>
+            <w:vAlign w:val="center"/>
           </w:tcPr>
           <w:p>
             <w:pPr>
@@ -2481,13 +2481,13 @@
         <w:tblStyle w:val="TableGrid"/>
         <w:tblW w:type="auto" w:w="0"/>
         <w:tblLayout w:type="fixed"/>
-        <w:tblLook w:firstColumn="1" w:firstRow="1" w:lastColumn="0" w:lastRow="0" w:noHBand="0" w:noVBand="1" w:val="04A0"/>
         <w:tblCellMar>
           <w:top w:w="34" w:type="dxa"/>
           <w:left w:w="68" w:type="dxa"/>
           <w:bottom w:w="34" w:type="dxa"/>
           <w:right w:w="68" w:type="dxa"/>
         </w:tblCellMar>
+        <w:tblLook w:firstColumn="1" w:firstRow="1" w:lastColumn="0" w:lastRow="0" w:noHBand="0" w:noVBand="1" w:val="04A0"/>
       </w:tblPr>
       <w:tblGrid>
         <w:gridCol w:w="1950"/>
@@ -2503,8 +2503,8 @@
         <w:tc>
           <w:tcPr>
             <w:tcW w:type="dxa" w:w="1587"/>
-            <w:vAlign w:val="center"/>
             <w:shd w:val="clear" w:color="auto" w:fill="1F3864"/>
+            <w:vAlign w:val="center"/>
           </w:tcPr>
           <w:p>
             <w:pPr>
@@ -2525,8 +2525,8 @@
         <w:tc>
           <w:tcPr>
             <w:tcW w:type="dxa" w:w="1361"/>
-            <w:vAlign w:val="center"/>
             <w:shd w:val="clear" w:color="auto" w:fill="1F3864"/>
+            <w:vAlign w:val="center"/>
           </w:tcPr>
           <w:p>
             <w:pPr>
@@ -2547,8 +2547,8 @@
         <w:tc>
           <w:tcPr>
             <w:tcW w:type="dxa" w:w="1361"/>
-            <w:vAlign w:val="center"/>
             <w:shd w:val="clear" w:color="auto" w:fill="1F3864"/>
+            <w:vAlign w:val="center"/>
           </w:tcPr>
           <w:p>
             <w:pPr>
@@ -2569,8 +2569,8 @@
         <w:tc>
           <w:tcPr>
             <w:tcW w:type="dxa" w:w="794"/>
-            <w:vAlign w:val="center"/>
             <w:shd w:val="clear" w:color="auto" w:fill="1F3864"/>
+            <w:vAlign w:val="center"/>
           </w:tcPr>
           <w:p>
             <w:pPr>
@@ -2591,8 +2591,8 @@
         <w:tc>
           <w:tcPr>
             <w:tcW w:type="dxa" w:w="4649"/>
-            <w:vAlign w:val="center"/>
             <w:shd w:val="clear" w:color="auto" w:fill="1F3864"/>
+            <w:vAlign w:val="center"/>
           </w:tcPr>
           <w:p>
             <w:pPr>
@@ -2725,8 +2725,8 @@
         <w:tc>
           <w:tcPr>
             <w:tcW w:type="dxa" w:w="1587"/>
-            <w:vAlign w:val="center"/>
             <w:shd w:val="clear" w:color="auto" w:fill="F2F5FA"/>
+            <w:vAlign w:val="center"/>
           </w:tcPr>
           <w:p>
             <w:pPr>
@@ -2747,8 +2747,8 @@
         <w:tc>
           <w:tcPr>
             <w:tcW w:type="dxa" w:w="1361"/>
-            <w:vAlign w:val="center"/>
             <w:shd w:val="clear" w:color="auto" w:fill="F2F5FA"/>
+            <w:vAlign w:val="center"/>
           </w:tcPr>
           <w:p>
             <w:pPr>
@@ -2768,8 +2768,8 @@
         <w:tc>
           <w:tcPr>
             <w:tcW w:type="dxa" w:w="1361"/>
-            <w:vAlign w:val="center"/>
             <w:shd w:val="clear" w:color="auto" w:fill="F2F5FA"/>
+            <w:vAlign w:val="center"/>
           </w:tcPr>
           <w:p>
             <w:pPr>
@@ -2789,8 +2789,8 @@
         <w:tc>
           <w:tcPr>
             <w:tcW w:type="dxa" w:w="794"/>
-            <w:vAlign w:val="center"/>
             <w:shd w:val="clear" w:color="auto" w:fill="F2F5FA"/>
+            <w:vAlign w:val="center"/>
           </w:tcPr>
           <w:p>
             <w:pPr>
@@ -2810,8 +2810,8 @@
         <w:tc>
           <w:tcPr>
             <w:tcW w:type="dxa" w:w="4649"/>
-            <w:vAlign w:val="center"/>
             <w:shd w:val="clear" w:color="auto" w:fill="F2F5FA"/>
+            <w:vAlign w:val="center"/>
           </w:tcPr>
           <w:p>
             <w:pPr>
@@ -2942,8 +2942,8 @@
         <w:tc>
           <w:tcPr>
             <w:tcW w:type="dxa" w:w="1587"/>
-            <w:vAlign w:val="center"/>
             <w:shd w:val="clear" w:color="auto" w:fill="F2F5FA"/>
+            <w:vAlign w:val="center"/>
           </w:tcPr>
           <w:p>
             <w:pPr>
@@ -2964,8 +2964,8 @@
         <w:tc>
           <w:tcPr>
             <w:tcW w:type="dxa" w:w="1361"/>
-            <w:vAlign w:val="center"/>
             <w:shd w:val="clear" w:color="auto" w:fill="F2F5FA"/>
+            <w:vAlign w:val="center"/>
           </w:tcPr>
           <w:p>
             <w:pPr>
@@ -2987,8 +2987,8 @@
         <w:tc>
           <w:tcPr>
             <w:tcW w:type="dxa" w:w="1361"/>
-            <w:vAlign w:val="center"/>
             <w:shd w:val="clear" w:color="auto" w:fill="F2F5FA"/>
+            <w:vAlign w:val="center"/>
           </w:tcPr>
           <w:p>
             <w:pPr>
@@ -3008,8 +3008,8 @@
         <w:tc>
           <w:tcPr>
             <w:tcW w:type="dxa" w:w="794"/>
-            <w:vAlign w:val="center"/>
             <w:shd w:val="clear" w:color="auto" w:fill="F2F5FA"/>
+            <w:vAlign w:val="center"/>
           </w:tcPr>
           <w:p>
             <w:pPr>
@@ -3029,8 +3029,8 @@
         <w:tc>
           <w:tcPr>
             <w:tcW w:type="dxa" w:w="4649"/>
-            <w:vAlign w:val="center"/>
             <w:shd w:val="clear" w:color="auto" w:fill="F2F5FA"/>
+            <w:vAlign w:val="center"/>
           </w:tcPr>
           <w:p>
             <w:pPr>
@@ -3215,13 +3215,13 @@
         <w:tblStyle w:val="TableGrid"/>
         <w:tblW w:type="auto" w:w="0"/>
         <w:tblLayout w:type="fixed"/>
-        <w:tblLook w:firstColumn="1" w:firstRow="1" w:lastColumn="0" w:lastRow="0" w:noHBand="0" w:noVBand="1" w:val="04A0"/>
         <w:tblCellMar>
           <w:top w:w="34" w:type="dxa"/>
           <w:left w:w="68" w:type="dxa"/>
           <w:bottom w:w="34" w:type="dxa"/>
           <w:right w:w="68" w:type="dxa"/>
         </w:tblCellMar>
+        <w:tblLook w:firstColumn="1" w:firstRow="1" w:lastColumn="0" w:lastRow="0" w:noHBand="0" w:noVBand="1" w:val="04A0"/>
       </w:tblPr>
       <w:tblGrid>
         <w:gridCol w:w="1625"/>
@@ -3238,8 +3238,8 @@
         <w:tc>
           <w:tcPr>
             <w:tcW w:type="dxa" w:w="1928"/>
-            <w:vAlign w:val="center"/>
             <w:shd w:val="clear" w:color="auto" w:fill="1F3864"/>
+            <w:vAlign w:val="center"/>
           </w:tcPr>
           <w:p>
             <w:pPr>
@@ -3260,8 +3260,8 @@
         <w:tc>
           <w:tcPr>
             <w:tcW w:type="dxa" w:w="1247"/>
-            <w:vAlign w:val="center"/>
             <w:shd w:val="clear" w:color="auto" w:fill="1F3864"/>
+            <w:vAlign w:val="center"/>
           </w:tcPr>
           <w:p>
             <w:pPr>
@@ -3282,8 +3282,8 @@
         <w:tc>
           <w:tcPr>
             <w:tcW w:type="dxa" w:w="1077"/>
-            <w:vAlign w:val="center"/>
             <w:shd w:val="clear" w:color="auto" w:fill="1F3864"/>
+            <w:vAlign w:val="center"/>
           </w:tcPr>
           <w:p>
             <w:pPr>
@@ -3304,8 +3304,8 @@
         <w:tc>
           <w:tcPr>
             <w:tcW w:type="dxa" w:w="1247"/>
-            <w:vAlign w:val="center"/>
             <w:shd w:val="clear" w:color="auto" w:fill="1F3864"/>
+            <w:vAlign w:val="center"/>
           </w:tcPr>
           <w:p>
             <w:pPr>
@@ -3326,8 +3326,8 @@
         <w:tc>
           <w:tcPr>
             <w:tcW w:type="dxa" w:w="1077"/>
-            <w:vAlign w:val="center"/>
             <w:shd w:val="clear" w:color="auto" w:fill="1F3864"/>
+            <w:vAlign w:val="center"/>
           </w:tcPr>
           <w:p>
             <w:pPr>
@@ -3348,8 +3348,8 @@
         <w:tc>
           <w:tcPr>
             <w:tcW w:type="dxa" w:w="907"/>
-            <w:vAlign w:val="center"/>
             <w:shd w:val="clear" w:color="auto" w:fill="1F3864"/>
+            <w:vAlign w:val="center"/>
           </w:tcPr>
           <w:p>
             <w:pPr>
@@ -3498,8 +3498,8 @@
         <w:tc>
           <w:tcPr>
             <w:tcW w:type="dxa" w:w="1928"/>
-            <w:vAlign w:val="center"/>
             <w:shd w:val="clear" w:color="auto" w:fill="F2F5FA"/>
+            <w:vAlign w:val="center"/>
           </w:tcPr>
           <w:p>
             <w:pPr>
@@ -3518,8 +3518,8 @@
         <w:tc>
           <w:tcPr>
             <w:tcW w:type="dxa" w:w="1247"/>
-            <w:vAlign w:val="center"/>
             <w:shd w:val="clear" w:color="auto" w:fill="F2F5FA"/>
+            <w:vAlign w:val="center"/>
           </w:tcPr>
           <w:p>
             <w:pPr>
@@ -3538,8 +3538,8 @@
         <w:tc>
           <w:tcPr>
             <w:tcW w:type="dxa" w:w="1077"/>
-            <w:vAlign w:val="center"/>
             <w:shd w:val="clear" w:color="auto" w:fill="F2F5FA"/>
+            <w:vAlign w:val="center"/>
           </w:tcPr>
           <w:p>
             <w:pPr>
@@ -3559,8 +3559,8 @@
         <w:tc>
           <w:tcPr>
             <w:tcW w:type="dxa" w:w="1247"/>
-            <w:vAlign w:val="center"/>
             <w:shd w:val="clear" w:color="auto" w:fill="F2F5FA"/>
+            <w:vAlign w:val="center"/>
           </w:tcPr>
           <w:p>
             <w:pPr>
@@ -3580,8 +3580,8 @@
         <w:tc>
           <w:tcPr>
             <w:tcW w:type="dxa" w:w="1077"/>
-            <w:vAlign w:val="center"/>
             <w:shd w:val="clear" w:color="auto" w:fill="F2F5FA"/>
+            <w:vAlign w:val="center"/>
           </w:tcPr>
           <w:p>
             <w:pPr>
@@ -3601,8 +3601,8 @@
         <w:tc>
           <w:tcPr>
             <w:tcW w:type="dxa" w:w="907"/>
-            <w:vAlign w:val="center"/>
             <w:shd w:val="clear" w:color="auto" w:fill="F2F5FA"/>
+            <w:vAlign w:val="center"/>
           </w:tcPr>
           <w:p>
             <w:pPr>
@@ -3750,8 +3750,8 @@
         <w:tc>
           <w:tcPr>
             <w:tcW w:type="dxa" w:w="1928"/>
-            <w:vAlign w:val="center"/>
             <w:shd w:val="clear" w:color="auto" w:fill="F2F5FA"/>
+            <w:vAlign w:val="center"/>
           </w:tcPr>
           <w:p>
             <w:pPr>
@@ -3770,8 +3770,8 @@
         <w:tc>
           <w:tcPr>
             <w:tcW w:type="dxa" w:w="1247"/>
-            <w:vAlign w:val="center"/>
             <w:shd w:val="clear" w:color="auto" w:fill="F2F5FA"/>
+            <w:vAlign w:val="center"/>
           </w:tcPr>
           <w:p>
             <w:pPr>
@@ -3790,8 +3790,8 @@
         <w:tc>
           <w:tcPr>
             <w:tcW w:type="dxa" w:w="1077"/>
-            <w:vAlign w:val="center"/>
             <w:shd w:val="clear" w:color="auto" w:fill="F2F5FA"/>
+            <w:vAlign w:val="center"/>
           </w:tcPr>
           <w:p>
             <w:pPr>
@@ -3811,8 +3811,8 @@
         <w:tc>
           <w:tcPr>
             <w:tcW w:type="dxa" w:w="1247"/>
-            <w:vAlign w:val="center"/>
             <w:shd w:val="clear" w:color="auto" w:fill="F2F5FA"/>
+            <w:vAlign w:val="center"/>
           </w:tcPr>
           <w:p>
             <w:pPr>
@@ -3832,8 +3832,8 @@
         <w:tc>
           <w:tcPr>
             <w:tcW w:type="dxa" w:w="1077"/>
-            <w:vAlign w:val="center"/>
             <w:shd w:val="clear" w:color="auto" w:fill="F2F5FA"/>
+            <w:vAlign w:val="center"/>
           </w:tcPr>
           <w:p>
             <w:pPr>
@@ -3853,8 +3853,8 @@
         <w:tc>
           <w:tcPr>
             <w:tcW w:type="dxa" w:w="907"/>
-            <w:vAlign w:val="center"/>
             <w:shd w:val="clear" w:color="auto" w:fill="F2F5FA"/>
+            <w:vAlign w:val="center"/>
           </w:tcPr>
           <w:p>
             <w:pPr>
@@ -4002,8 +4002,8 @@
         <w:tc>
           <w:tcPr>
             <w:tcW w:type="dxa" w:w="1928"/>
-            <w:vAlign w:val="center"/>
             <w:shd w:val="clear" w:color="auto" w:fill="F2F5FA"/>
+            <w:vAlign w:val="center"/>
           </w:tcPr>
           <w:p>
             <w:pPr>
@@ -4022,8 +4022,8 @@
         <w:tc>
           <w:tcPr>
             <w:tcW w:type="dxa" w:w="1247"/>
-            <w:vAlign w:val="center"/>
             <w:shd w:val="clear" w:color="auto" w:fill="F2F5FA"/>
+            <w:vAlign w:val="center"/>
           </w:tcPr>
           <w:p>
             <w:pPr>
@@ -4042,8 +4042,8 @@
         <w:tc>
           <w:tcPr>
             <w:tcW w:type="dxa" w:w="1077"/>
-            <w:vAlign w:val="center"/>
             <w:shd w:val="clear" w:color="auto" w:fill="F2F5FA"/>
+            <w:vAlign w:val="center"/>
           </w:tcPr>
           <w:p>
             <w:pPr>
@@ -4063,8 +4063,8 @@
         <w:tc>
           <w:tcPr>
             <w:tcW w:type="dxa" w:w="1247"/>
-            <w:vAlign w:val="center"/>
             <w:shd w:val="clear" w:color="auto" w:fill="F2F5FA"/>
+            <w:vAlign w:val="center"/>
           </w:tcPr>
           <w:p>
             <w:pPr>
@@ -4084,8 +4084,8 @@
         <w:tc>
           <w:tcPr>
             <w:tcW w:type="dxa" w:w="1077"/>
-            <w:vAlign w:val="center"/>
             <w:shd w:val="clear" w:color="auto" w:fill="F2F5FA"/>
+            <w:vAlign w:val="center"/>
           </w:tcPr>
           <w:p>
             <w:pPr>
@@ -4105,8 +4105,8 @@
         <w:tc>
           <w:tcPr>
             <w:tcW w:type="dxa" w:w="907"/>
-            <w:vAlign w:val="center"/>
             <w:shd w:val="clear" w:color="auto" w:fill="F2F5FA"/>
+            <w:vAlign w:val="center"/>
           </w:tcPr>
           <w:p>
             <w:pPr>
@@ -4254,8 +4254,8 @@
         <w:tc>
           <w:tcPr>
             <w:tcW w:type="dxa" w:w="1928"/>
-            <w:vAlign w:val="center"/>
             <w:shd w:val="clear" w:color="auto" w:fill="F2F5FA"/>
+            <w:vAlign w:val="center"/>
           </w:tcPr>
           <w:p>
             <w:pPr>
@@ -4274,8 +4274,8 @@
         <w:tc>
           <w:tcPr>
             <w:tcW w:type="dxa" w:w="1247"/>
-            <w:vAlign w:val="center"/>
             <w:shd w:val="clear" w:color="auto" w:fill="F2F5FA"/>
+            <w:vAlign w:val="center"/>
           </w:tcPr>
           <w:p>
             <w:pPr>
@@ -4294,8 +4294,8 @@
         <w:tc>
           <w:tcPr>
             <w:tcW w:type="dxa" w:w="1077"/>
-            <w:vAlign w:val="center"/>
             <w:shd w:val="clear" w:color="auto" w:fill="F2F5FA"/>
+            <w:vAlign w:val="center"/>
           </w:tcPr>
           <w:p>
             <w:pPr>
@@ -4315,8 +4315,8 @@
         <w:tc>
           <w:tcPr>
             <w:tcW w:type="dxa" w:w="1247"/>
-            <w:vAlign w:val="center"/>
             <w:shd w:val="clear" w:color="auto" w:fill="F2F5FA"/>
+            <w:vAlign w:val="center"/>
           </w:tcPr>
           <w:p>
             <w:pPr>
@@ -4336,8 +4336,8 @@
         <w:tc>
           <w:tcPr>
             <w:tcW w:type="dxa" w:w="1077"/>
-            <w:vAlign w:val="center"/>
             <w:shd w:val="clear" w:color="auto" w:fill="F2F5FA"/>
+            <w:vAlign w:val="center"/>
           </w:tcPr>
           <w:p>
             <w:pPr>
@@ -4357,8 +4357,8 @@
         <w:tc>
           <w:tcPr>
             <w:tcW w:type="dxa" w:w="907"/>
-            <w:vAlign w:val="center"/>
             <w:shd w:val="clear" w:color="auto" w:fill="F2F5FA"/>
+            <w:vAlign w:val="center"/>
           </w:tcPr>
           <w:p>
             <w:pPr>
@@ -4439,13 +4439,13 @@
         <w:tblStyle w:val="TableGrid"/>
         <w:tblW w:type="auto" w:w="0"/>
         <w:tblLayout w:type="fixed"/>
-        <w:tblLook w:firstColumn="1" w:firstRow="1" w:lastColumn="0" w:lastRow="0" w:noHBand="0" w:noVBand="1" w:val="04A0"/>
         <w:tblCellMar>
           <w:top w:w="34" w:type="dxa"/>
           <w:left w:w="68" w:type="dxa"/>
           <w:bottom w:w="34" w:type="dxa"/>
           <w:right w:w="68" w:type="dxa"/>
         </w:tblCellMar>
+        <w:tblLook w:firstColumn="1" w:firstRow="1" w:lastColumn="0" w:lastRow="0" w:noHBand="0" w:noVBand="1" w:val="04A0"/>
       </w:tblPr>
       <w:tblGrid>
         <w:gridCol w:w="1950"/>
@@ -4461,8 +4461,8 @@
         <w:tc>
           <w:tcPr>
             <w:tcW w:type="dxa" w:w="1928"/>
-            <w:vAlign w:val="center"/>
             <w:shd w:val="clear" w:color="auto" w:fill="1F3864"/>
+            <w:vAlign w:val="center"/>
           </w:tcPr>
           <w:p>
             <w:pPr>
@@ -4483,8 +4483,8 @@
         <w:tc>
           <w:tcPr>
             <w:tcW w:type="dxa" w:w="850"/>
-            <w:vAlign w:val="center"/>
             <w:shd w:val="clear" w:color="auto" w:fill="1F3864"/>
+            <w:vAlign w:val="center"/>
           </w:tcPr>
           <w:p>
             <w:pPr>
@@ -4505,8 +4505,8 @@
         <w:tc>
           <w:tcPr>
             <w:tcW w:type="dxa" w:w="850"/>
-            <w:vAlign w:val="center"/>
             <w:shd w:val="clear" w:color="auto" w:fill="1F3864"/>
+            <w:vAlign w:val="center"/>
           </w:tcPr>
           <w:p>
             <w:pPr>
@@ -4527,8 +4527,8 @@
         <w:tc>
           <w:tcPr>
             <w:tcW w:type="dxa" w:w="794"/>
-            <w:vAlign w:val="center"/>
             <w:shd w:val="clear" w:color="auto" w:fill="1F3864"/>
+            <w:vAlign w:val="center"/>
           </w:tcPr>
           <w:p>
             <w:pPr>
@@ -4549,8 +4549,8 @@
         <w:tc>
           <w:tcPr>
             <w:tcW w:type="dxa" w:w="5329"/>
-            <w:vAlign w:val="center"/>
             <w:shd w:val="clear" w:color="auto" w:fill="1F3864"/>
+            <w:vAlign w:val="center"/>
           </w:tcPr>
           <w:p>
             <w:pPr>
@@ -4681,8 +4681,8 @@
         <w:tc>
           <w:tcPr>
             <w:tcW w:type="dxa" w:w="1928"/>
-            <w:vAlign w:val="center"/>
             <w:shd w:val="clear" w:color="auto" w:fill="F2F5FA"/>
+            <w:vAlign w:val="center"/>
           </w:tcPr>
           <w:p>
             <w:pPr>
@@ -4701,8 +4701,8 @@
         <w:tc>
           <w:tcPr>
             <w:tcW w:type="dxa" w:w="850"/>
-            <w:vAlign w:val="center"/>
             <w:shd w:val="clear" w:color="auto" w:fill="F2F5FA"/>
+            <w:vAlign w:val="center"/>
           </w:tcPr>
           <w:p>
             <w:pPr>
@@ -4721,8 +4721,8 @@
         <w:tc>
           <w:tcPr>
             <w:tcW w:type="dxa" w:w="850"/>
-            <w:vAlign w:val="center"/>
             <w:shd w:val="clear" w:color="auto" w:fill="F2F5FA"/>
+            <w:vAlign w:val="center"/>
           </w:tcPr>
           <w:p>
             <w:pPr>
@@ -4742,8 +4742,8 @@
         <w:tc>
           <w:tcPr>
             <w:tcW w:type="dxa" w:w="794"/>
-            <w:vAlign w:val="center"/>
             <w:shd w:val="clear" w:color="auto" w:fill="F2F5FA"/>
+            <w:vAlign w:val="center"/>
           </w:tcPr>
           <w:p>
             <w:pPr>
@@ -4763,8 +4763,8 @@
         <w:tc>
           <w:tcPr>
             <w:tcW w:type="dxa" w:w="5329"/>
-            <w:vAlign w:val="center"/>
             <w:shd w:val="clear" w:color="auto" w:fill="F2F5FA"/>
+            <w:vAlign w:val="center"/>
           </w:tcPr>
           <w:p>
             <w:pPr>
@@ -4892,8 +4892,8 @@
         <w:tc>
           <w:tcPr>
             <w:tcW w:type="dxa" w:w="1928"/>
-            <w:vAlign w:val="center"/>
             <w:shd w:val="clear" w:color="auto" w:fill="F2F5FA"/>
+            <w:vAlign w:val="center"/>
           </w:tcPr>
           <w:p>
             <w:pPr>
@@ -4912,8 +4912,8 @@
         <w:tc>
           <w:tcPr>
             <w:tcW w:type="dxa" w:w="850"/>
-            <w:vAlign w:val="center"/>
             <w:shd w:val="clear" w:color="auto" w:fill="F2F5FA"/>
+            <w:vAlign w:val="center"/>
           </w:tcPr>
           <w:p>
             <w:pPr>
@@ -4932,8 +4932,8 @@
         <w:tc>
           <w:tcPr>
             <w:tcW w:type="dxa" w:w="850"/>
-            <w:vAlign w:val="center"/>
             <w:shd w:val="clear" w:color="auto" w:fill="F2F5FA"/>
+            <w:vAlign w:val="center"/>
           </w:tcPr>
           <w:p>
             <w:pPr>
@@ -4953,8 +4953,8 @@
         <w:tc>
           <w:tcPr>
             <w:tcW w:type="dxa" w:w="794"/>
-            <w:vAlign w:val="center"/>
             <w:shd w:val="clear" w:color="auto" w:fill="F2F5FA"/>
+            <w:vAlign w:val="center"/>
           </w:tcPr>
           <w:p>
             <w:pPr>
@@ -4974,8 +4974,8 @@
         <w:tc>
           <w:tcPr>
             <w:tcW w:type="dxa" w:w="5329"/>
-            <w:vAlign w:val="center"/>
             <w:shd w:val="clear" w:color="auto" w:fill="F2F5FA"/>
+            <w:vAlign w:val="center"/>
           </w:tcPr>
           <w:p>
             <w:pPr>
@@ -5103,8 +5103,8 @@
         <w:tc>
           <w:tcPr>
             <w:tcW w:type="dxa" w:w="1928"/>
-            <w:vAlign w:val="center"/>
             <w:shd w:val="clear" w:color="auto" w:fill="F2F5FA"/>
+            <w:vAlign w:val="center"/>
           </w:tcPr>
           <w:p>
             <w:pPr>
@@ -5123,8 +5123,8 @@
         <w:tc>
           <w:tcPr>
             <w:tcW w:type="dxa" w:w="850"/>
-            <w:vAlign w:val="center"/>
             <w:shd w:val="clear" w:color="auto" w:fill="F2F5FA"/>
+            <w:vAlign w:val="center"/>
           </w:tcPr>
           <w:p>
             <w:pPr>
@@ -5143,8 +5143,8 @@
         <w:tc>
           <w:tcPr>
             <w:tcW w:type="dxa" w:w="850"/>
-            <w:vAlign w:val="center"/>
             <w:shd w:val="clear" w:color="auto" w:fill="F2F5FA"/>
+            <w:vAlign w:val="center"/>
           </w:tcPr>
           <w:p>
             <w:pPr>
@@ -5164,8 +5164,8 @@
         <w:tc>
           <w:tcPr>
             <w:tcW w:type="dxa" w:w="794"/>
-            <w:vAlign w:val="center"/>
             <w:shd w:val="clear" w:color="auto" w:fill="F2F5FA"/>
+            <w:vAlign w:val="center"/>
           </w:tcPr>
           <w:p>
             <w:pPr>
@@ -5185,8 +5185,8 @@
         <w:tc>
           <w:tcPr>
             <w:tcW w:type="dxa" w:w="5329"/>
-            <w:vAlign w:val="center"/>
             <w:shd w:val="clear" w:color="auto" w:fill="F2F5FA"/>
+            <w:vAlign w:val="center"/>
           </w:tcPr>
           <w:p>
             <w:pPr>
@@ -5389,13 +5389,13 @@
         <w:tblStyle w:val="TableGrid"/>
         <w:tblW w:type="auto" w:w="0"/>
         <w:tblLayout w:type="fixed"/>
-        <w:tblLook w:firstColumn="1" w:firstRow="1" w:lastColumn="0" w:lastRow="0" w:noHBand="0" w:noVBand="1" w:val="04A0"/>
         <w:tblCellMar>
           <w:top w:w="34" w:type="dxa"/>
           <w:left w:w="68" w:type="dxa"/>
           <w:bottom w:w="34" w:type="dxa"/>
           <w:right w:w="68" w:type="dxa"/>
         </w:tblCellMar>
+        <w:tblLook w:firstColumn="1" w:firstRow="1" w:lastColumn="0" w:lastRow="0" w:noHBand="0" w:noVBand="1" w:val="04A0"/>
       </w:tblPr>
       <w:tblGrid>
         <w:gridCol w:w="1950"/>
@@ -5411,8 +5411,8 @@
         <w:tc>
           <w:tcPr>
             <w:tcW w:type="dxa" w:w="680"/>
-            <w:vAlign w:val="center"/>
             <w:shd w:val="clear" w:color="auto" w:fill="1F3864"/>
+            <w:vAlign w:val="center"/>
           </w:tcPr>
           <w:p>
             <w:pPr>
@@ -5433,8 +5433,8 @@
         <w:tc>
           <w:tcPr>
             <w:tcW w:type="dxa" w:w="2608"/>
-            <w:vAlign w:val="center"/>
             <w:shd w:val="clear" w:color="auto" w:fill="1F3864"/>
+            <w:vAlign w:val="center"/>
           </w:tcPr>
           <w:p>
             <w:pPr>
@@ -5455,8 +5455,8 @@
         <w:tc>
           <w:tcPr>
             <w:tcW w:type="dxa" w:w="794"/>
-            <w:vAlign w:val="center"/>
             <w:shd w:val="clear" w:color="auto" w:fill="1F3864"/>
+            <w:vAlign w:val="center"/>
           </w:tcPr>
           <w:p>
             <w:pPr>
@@ -5477,8 +5477,8 @@
         <w:tc>
           <w:tcPr>
             <w:tcW w:type="dxa" w:w="907"/>
-            <w:vAlign w:val="center"/>
             <w:shd w:val="clear" w:color="auto" w:fill="1F3864"/>
+            <w:vAlign w:val="center"/>
           </w:tcPr>
           <w:p>
             <w:pPr>
@@ -5499,8 +5499,8 @@
         <w:tc>
           <w:tcPr>
             <w:tcW w:type="dxa" w:w="4762"/>
-            <w:vAlign w:val="center"/>
             <w:shd w:val="clear" w:color="auto" w:fill="1F3864"/>
+            <w:vAlign w:val="center"/>
           </w:tcPr>
           <w:p>
             <w:pPr>
@@ -5628,8 +5628,8 @@
         <w:tc>
           <w:tcPr>
             <w:tcW w:type="dxa" w:w="680"/>
-            <w:vAlign w:val="center"/>
             <w:shd w:val="clear" w:color="auto" w:fill="F2F5FA"/>
+            <w:vAlign w:val="center"/>
           </w:tcPr>
           <w:p>
             <w:pPr>
@@ -5648,8 +5648,8 @@
         <w:tc>
           <w:tcPr>
             <w:tcW w:type="dxa" w:w="2608"/>
-            <w:vAlign w:val="center"/>
             <w:shd w:val="clear" w:color="auto" w:fill="F2F5FA"/>
+            <w:vAlign w:val="center"/>
           </w:tcPr>
           <w:p>
             <w:pPr>
@@ -5668,8 +5668,8 @@
         <w:tc>
           <w:tcPr>
             <w:tcW w:type="dxa" w:w="794"/>
-            <w:vAlign w:val="center"/>
             <w:shd w:val="clear" w:color="auto" w:fill="F2F5FA"/>
+            <w:vAlign w:val="center"/>
           </w:tcPr>
           <w:p>
             <w:pPr>
@@ -5689,8 +5689,8 @@
         <w:tc>
           <w:tcPr>
             <w:tcW w:type="dxa" w:w="907"/>
-            <w:vAlign w:val="center"/>
             <w:shd w:val="clear" w:color="auto" w:fill="F2F5FA"/>
+            <w:vAlign w:val="center"/>
           </w:tcPr>
           <w:p>
             <w:pPr>
@@ -5710,8 +5710,8 @@
         <w:tc>
           <w:tcPr>
             <w:tcW w:type="dxa" w:w="4762"/>
-            <w:vAlign w:val="center"/>
             <w:shd w:val="clear" w:color="auto" w:fill="F2F5FA"/>
+            <w:vAlign w:val="center"/>
           </w:tcPr>
           <w:p>
             <w:pPr>
@@ -5837,8 +5837,8 @@
         <w:tc>
           <w:tcPr>
             <w:tcW w:type="dxa" w:w="680"/>
-            <w:vAlign w:val="center"/>
             <w:shd w:val="clear" w:color="auto" w:fill="F2F5FA"/>
+            <w:vAlign w:val="center"/>
           </w:tcPr>
           <w:p>
             <w:pPr>
@@ -5857,8 +5857,8 @@
         <w:tc>
           <w:tcPr>
             <w:tcW w:type="dxa" w:w="2608"/>
-            <w:vAlign w:val="center"/>
             <w:shd w:val="clear" w:color="auto" w:fill="F2F5FA"/>
+            <w:vAlign w:val="center"/>
           </w:tcPr>
           <w:p>
             <w:pPr>
@@ -5877,8 +5877,8 @@
         <w:tc>
           <w:tcPr>
             <w:tcW w:type="dxa" w:w="794"/>
-            <w:vAlign w:val="center"/>
             <w:shd w:val="clear" w:color="auto" w:fill="F2F5FA"/>
+            <w:vAlign w:val="center"/>
           </w:tcPr>
           <w:p>
             <w:pPr>
@@ -5898,8 +5898,8 @@
         <w:tc>
           <w:tcPr>
             <w:tcW w:type="dxa" w:w="907"/>
-            <w:vAlign w:val="center"/>
             <w:shd w:val="clear" w:color="auto" w:fill="F2F5FA"/>
+            <w:vAlign w:val="center"/>
           </w:tcPr>
           <w:p>
             <w:pPr>
@@ -5919,8 +5919,8 @@
         <w:tc>
           <w:tcPr>
             <w:tcW w:type="dxa" w:w="4762"/>
-            <w:vAlign w:val="center"/>
             <w:shd w:val="clear" w:color="auto" w:fill="F2F5FA"/>
+            <w:vAlign w:val="center"/>
           </w:tcPr>
           <w:p>
             <w:pPr>
@@ -6023,13 +6023,13 @@
         <w:tblStyle w:val="TableGrid"/>
         <w:tblW w:type="auto" w:w="0"/>
         <w:tblLayout w:type="fixed"/>
-        <w:tblLook w:firstColumn="1" w:firstRow="1" w:lastColumn="0" w:lastRow="0" w:noHBand="0" w:noVBand="1" w:val="04A0"/>
         <w:tblCellMar>
           <w:top w:w="34" w:type="dxa"/>
           <w:left w:w="68" w:type="dxa"/>
           <w:bottom w:w="34" w:type="dxa"/>
           <w:right w:w="68" w:type="dxa"/>
         </w:tblCellMar>
+        <w:tblLook w:firstColumn="1" w:firstRow="1" w:lastColumn="0" w:lastRow="0" w:noHBand="0" w:noVBand="1" w:val="04A0"/>
       </w:tblPr>
       <w:tblGrid>
         <w:gridCol w:w="3251"/>
@@ -6043,8 +6043,8 @@
         <w:tc>
           <w:tcPr>
             <w:tcW w:type="dxa" w:w="1814"/>
-            <w:vAlign w:val="center"/>
             <w:shd w:val="clear" w:color="auto" w:fill="1F3864"/>
+            <w:vAlign w:val="center"/>
           </w:tcPr>
           <w:p>
             <w:pPr>
@@ -6065,8 +6065,8 @@
         <w:tc>
           <w:tcPr>
             <w:tcW w:type="dxa" w:w="5102"/>
-            <w:vAlign w:val="center"/>
             <w:shd w:val="clear" w:color="auto" w:fill="1F3864"/>
+            <w:vAlign w:val="center"/>
           </w:tcPr>
           <w:p>
             <w:pPr>
@@ -6087,8 +6087,8 @@
         <w:tc>
           <w:tcPr>
             <w:tcW w:type="dxa" w:w="2835"/>
-            <w:vAlign w:val="center"/>
             <w:shd w:val="clear" w:color="auto" w:fill="1F3864"/>
+            <w:vAlign w:val="center"/>
           </w:tcPr>
           <w:p>
             <w:pPr>
@@ -6176,8 +6176,8 @@
         <w:tc>
           <w:tcPr>
             <w:tcW w:type="dxa" w:w="1814"/>
-            <w:vAlign w:val="center"/>
             <w:shd w:val="clear" w:color="auto" w:fill="F2F5FA"/>
+            <w:vAlign w:val="center"/>
           </w:tcPr>
           <w:p>
             <w:pPr>
@@ -6196,8 +6196,8 @@
         <w:tc>
           <w:tcPr>
             <w:tcW w:type="dxa" w:w="5102"/>
-            <w:vAlign w:val="center"/>
             <w:shd w:val="clear" w:color="auto" w:fill="F2F5FA"/>
+            <w:vAlign w:val="center"/>
           </w:tcPr>
           <w:p>
             <w:pPr>
@@ -6216,8 +6216,8 @@
         <w:tc>
           <w:tcPr>
             <w:tcW w:type="dxa" w:w="2835"/>
-            <w:vAlign w:val="center"/>
             <w:shd w:val="clear" w:color="auto" w:fill="F2F5FA"/>
+            <w:vAlign w:val="center"/>
           </w:tcPr>
           <w:p>
             <w:pPr>
@@ -6305,8 +6305,8 @@
         <w:tc>
           <w:tcPr>
             <w:tcW w:type="dxa" w:w="1814"/>
-            <w:vAlign w:val="center"/>
             <w:shd w:val="clear" w:color="auto" w:fill="F2F5FA"/>
+            <w:vAlign w:val="center"/>
           </w:tcPr>
           <w:p>
             <w:pPr>
@@ -6325,8 +6325,8 @@
         <w:tc>
           <w:tcPr>
             <w:tcW w:type="dxa" w:w="5102"/>
-            <w:vAlign w:val="center"/>
             <w:shd w:val="clear" w:color="auto" w:fill="F2F5FA"/>
+            <w:vAlign w:val="center"/>
           </w:tcPr>
           <w:p>
             <w:pPr>
@@ -6345,8 +6345,8 @@
         <w:tc>
           <w:tcPr>
             <w:tcW w:type="dxa" w:w="2835"/>
-            <w:vAlign w:val="center"/>
             <w:shd w:val="clear" w:color="auto" w:fill="F2F5FA"/>
+            <w:vAlign w:val="center"/>
           </w:tcPr>
           <w:p>
             <w:pPr>
@@ -6609,13 +6609,13 @@
         <w:tblStyle w:val="TableGrid"/>
         <w:tblW w:type="auto" w:w="0"/>
         <w:tblLayout w:type="fixed"/>
-        <w:tblLook w:firstColumn="1" w:firstRow="1" w:lastColumn="0" w:lastRow="0" w:noHBand="0" w:noVBand="1" w:val="04A0"/>
         <w:tblCellMar>
           <w:top w:w="34" w:type="dxa"/>
           <w:left w:w="68" w:type="dxa"/>
           <w:bottom w:w="34" w:type="dxa"/>
           <w:right w:w="68" w:type="dxa"/>
         </w:tblCellMar>
+        <w:tblLook w:firstColumn="1" w:firstRow="1" w:lastColumn="0" w:lastRow="0" w:noHBand="0" w:noVBand="1" w:val="04A0"/>
       </w:tblPr>
       <w:tblGrid>
         <w:gridCol w:w="2438"/>
@@ -6630,8 +6630,8 @@
         <w:tc>
           <w:tcPr>
             <w:tcW w:type="dxa" w:w="1928"/>
-            <w:vAlign w:val="center"/>
             <w:shd w:val="clear" w:color="auto" w:fill="1F3864"/>
+            <w:vAlign w:val="center"/>
           </w:tcPr>
           <w:p>
             <w:pPr>
@@ -6652,8 +6652,8 @@
         <w:tc>
           <w:tcPr>
             <w:tcW w:type="dxa" w:w="794"/>
-            <w:vAlign w:val="center"/>
             <w:shd w:val="clear" w:color="auto" w:fill="1F3864"/>
+            <w:vAlign w:val="center"/>
           </w:tcPr>
           <w:p>
             <w:pPr>
@@ -6674,8 +6674,8 @@
         <w:tc>
           <w:tcPr>
             <w:tcW w:type="dxa" w:w="2041"/>
-            <w:vAlign w:val="center"/>
             <w:shd w:val="clear" w:color="auto" w:fill="1F3864"/>
+            <w:vAlign w:val="center"/>
           </w:tcPr>
           <w:p>
             <w:pPr>
@@ -6696,8 +6696,8 @@
         <w:tc>
           <w:tcPr>
             <w:tcW w:type="dxa" w:w="4989"/>
-            <w:vAlign w:val="center"/>
             <w:shd w:val="clear" w:color="auto" w:fill="1F3864"/>
+            <w:vAlign w:val="center"/>
           </w:tcPr>
           <w:p>
             <w:pPr>
@@ -6805,8 +6805,8 @@
         <w:tc>
           <w:tcPr>
             <w:tcW w:type="dxa" w:w="1928"/>
-            <w:vAlign w:val="center"/>
             <w:shd w:val="clear" w:color="auto" w:fill="F2F5FA"/>
+            <w:vAlign w:val="center"/>
           </w:tcPr>
           <w:p>
             <w:pPr>
@@ -6825,8 +6825,8 @@
         <w:tc>
           <w:tcPr>
             <w:tcW w:type="dxa" w:w="794"/>
-            <w:vAlign w:val="center"/>
             <w:shd w:val="clear" w:color="auto" w:fill="F2F5FA"/>
+            <w:vAlign w:val="center"/>
           </w:tcPr>
           <w:p>
             <w:pPr>
@@ -6845,8 +6845,8 @@
         <w:tc>
           <w:tcPr>
             <w:tcW w:type="dxa" w:w="2041"/>
-            <w:vAlign w:val="center"/>
             <w:shd w:val="clear" w:color="auto" w:fill="F2F5FA"/>
+            <w:vAlign w:val="center"/>
           </w:tcPr>
           <w:p>
             <w:pPr>
@@ -6866,8 +6866,8 @@
         <w:tc>
           <w:tcPr>
             <w:tcW w:type="dxa" w:w="4989"/>
-            <w:vAlign w:val="center"/>
             <w:shd w:val="clear" w:color="auto" w:fill="F2F5FA"/>
+            <w:vAlign w:val="center"/>
           </w:tcPr>
           <w:p>
             <w:pPr>
@@ -6973,8 +6973,8 @@
         <w:tc>
           <w:tcPr>
             <w:tcW w:type="dxa" w:w="1928"/>
-            <w:vAlign w:val="center"/>
             <w:shd w:val="clear" w:color="auto" w:fill="F2F5FA"/>
+            <w:vAlign w:val="center"/>
           </w:tcPr>
           <w:p>
             <w:pPr>
@@ -6993,8 +6993,8 @@
         <w:tc>
           <w:tcPr>
             <w:tcW w:type="dxa" w:w="794"/>
-            <w:vAlign w:val="center"/>
             <w:shd w:val="clear" w:color="auto" w:fill="F2F5FA"/>
+            <w:vAlign w:val="center"/>
           </w:tcPr>
           <w:p>
             <w:pPr>
@@ -7013,8 +7013,8 @@
         <w:tc>
           <w:tcPr>
             <w:tcW w:type="dxa" w:w="2041"/>
-            <w:vAlign w:val="center"/>
             <w:shd w:val="clear" w:color="auto" w:fill="F2F5FA"/>
+            <w:vAlign w:val="center"/>
           </w:tcPr>
           <w:p>
             <w:pPr>
@@ -7034,8 +7034,8 @@
         <w:tc>
           <w:tcPr>
             <w:tcW w:type="dxa" w:w="4989"/>
-            <w:vAlign w:val="center"/>
             <w:shd w:val="clear" w:color="auto" w:fill="F2F5FA"/>
+            <w:vAlign w:val="center"/>
           </w:tcPr>
           <w:p>
             <w:pPr>
@@ -7162,13 +7162,13 @@
         <w:tblStyle w:val="TableGrid"/>
         <w:tblW w:type="auto" w:w="0"/>
         <w:tblLayout w:type="fixed"/>
-        <w:tblLook w:firstColumn="1" w:firstRow="1" w:lastColumn="0" w:lastRow="0" w:noHBand="0" w:noVBand="1" w:val="04A0"/>
         <w:tblCellMar>
           <w:top w:w="34" w:type="dxa"/>
           <w:left w:w="68" w:type="dxa"/>
           <w:bottom w:w="34" w:type="dxa"/>
           <w:right w:w="68" w:type="dxa"/>
         </w:tblCellMar>
+        <w:tblLook w:firstColumn="1" w:firstRow="1" w:lastColumn="0" w:lastRow="0" w:noHBand="0" w:noVBand="1" w:val="04A0"/>
       </w:tblPr>
       <w:tblGrid>
         <w:gridCol w:w="1625"/>
@@ -7185,8 +7185,8 @@
         <w:tc>
           <w:tcPr>
             <w:tcW w:type="dxa" w:w="680"/>
-            <w:vAlign w:val="center"/>
             <w:shd w:val="clear" w:color="auto" w:fill="1F3864"/>
+            <w:vAlign w:val="center"/>
           </w:tcPr>
           <w:p>
             <w:pPr>
@@ -7207,8 +7207,8 @@
         <w:tc>
           <w:tcPr>
             <w:tcW w:type="dxa" w:w="567"/>
-            <w:vAlign w:val="center"/>
             <w:shd w:val="clear" w:color="auto" w:fill="1F3864"/>
+            <w:vAlign w:val="center"/>
           </w:tcPr>
           <w:p>
             <w:pPr>
@@ -7229,8 +7229,8 @@
         <w:tc>
           <w:tcPr>
             <w:tcW w:type="dxa" w:w="2494"/>
-            <w:vAlign w:val="center"/>
             <w:shd w:val="clear" w:color="auto" w:fill="1F3864"/>
+            <w:vAlign w:val="center"/>
           </w:tcPr>
           <w:p>
             <w:pPr>
@@ -7251,8 +7251,8 @@
         <w:tc>
           <w:tcPr>
             <w:tcW w:type="dxa" w:w="3402"/>
-            <w:vAlign w:val="center"/>
             <w:shd w:val="clear" w:color="auto" w:fill="1F3864"/>
+            <w:vAlign w:val="center"/>
           </w:tcPr>
           <w:p>
             <w:pPr>
@@ -7273,8 +7273,8 @@
         <w:tc>
           <w:tcPr>
             <w:tcW w:type="dxa" w:w="1134"/>
-            <w:vAlign w:val="center"/>
             <w:shd w:val="clear" w:color="auto" w:fill="1F3864"/>
+            <w:vAlign w:val="center"/>
           </w:tcPr>
           <w:p>
             <w:pPr>
@@ -7295,8 +7295,8 @@
         <w:tc>
           <w:tcPr>
             <w:tcW w:type="dxa" w:w="1247"/>
-            <w:vAlign w:val="center"/>
             <w:shd w:val="clear" w:color="auto" w:fill="1F3864"/>
+            <w:vAlign w:val="center"/>
           </w:tcPr>
           <w:p>
             <w:pPr>
@@ -7445,8 +7445,8 @@
         <w:tc>
           <w:tcPr>
             <w:tcW w:type="dxa" w:w="680"/>
-            <w:vAlign w:val="center"/>
             <w:shd w:val="clear" w:color="auto" w:fill="F2F5FA"/>
+            <w:vAlign w:val="center"/>
           </w:tcPr>
           <w:p>
             <w:pPr>
@@ -7466,8 +7466,8 @@
         <w:tc>
           <w:tcPr>
             <w:tcW w:type="dxa" w:w="567"/>
-            <w:vAlign w:val="center"/>
             <w:shd w:val="clear" w:color="auto" w:fill="F2F5FA"/>
+            <w:vAlign w:val="center"/>
           </w:tcPr>
           <w:p>
             <w:pPr>
@@ -7487,8 +7487,8 @@
         <w:tc>
           <w:tcPr>
             <w:tcW w:type="dxa" w:w="2494"/>
-            <w:vAlign w:val="center"/>
             <w:shd w:val="clear" w:color="auto" w:fill="F2F5FA"/>
+            <w:vAlign w:val="center"/>
           </w:tcPr>
           <w:p>
             <w:pPr>
@@ -7507,8 +7507,8 @@
         <w:tc>
           <w:tcPr>
             <w:tcW w:type="dxa" w:w="3402"/>
-            <w:vAlign w:val="center"/>
             <w:shd w:val="clear" w:color="auto" w:fill="F2F5FA"/>
+            <w:vAlign w:val="center"/>
           </w:tcPr>
           <w:p>
             <w:pPr>
@@ -7527,8 +7527,8 @@
         <w:tc>
           <w:tcPr>
             <w:tcW w:type="dxa" w:w="1134"/>
-            <w:vAlign w:val="center"/>
             <w:shd w:val="clear" w:color="auto" w:fill="F2F5FA"/>
+            <w:vAlign w:val="center"/>
           </w:tcPr>
           <w:p>
             <w:pPr>
@@ -7548,8 +7548,8 @@
         <w:tc>
           <w:tcPr>
             <w:tcW w:type="dxa" w:w="1247"/>
-            <w:vAlign w:val="center"/>
             <w:shd w:val="clear" w:color="auto" w:fill="F2F5FA"/>
+            <w:vAlign w:val="center"/>
           </w:tcPr>
           <w:p>
             <w:pPr>
@@ -7699,8 +7699,8 @@
         <w:tc>
           <w:tcPr>
             <w:tcW w:type="dxa" w:w="680"/>
-            <w:vAlign w:val="center"/>
             <w:shd w:val="clear" w:color="auto" w:fill="F2F5FA"/>
+            <w:vAlign w:val="center"/>
           </w:tcPr>
           <w:p>
             <w:pPr>
@@ -7720,8 +7720,8 @@
         <w:tc>
           <w:tcPr>
             <w:tcW w:type="dxa" w:w="567"/>
-            <w:vAlign w:val="center"/>
             <w:shd w:val="clear" w:color="auto" w:fill="F2F5FA"/>
+            <w:vAlign w:val="center"/>
           </w:tcPr>
           <w:p>
             <w:pPr>
@@ -7741,8 +7741,8 @@
         <w:tc>
           <w:tcPr>
             <w:tcW w:type="dxa" w:w="2494"/>
-            <w:vAlign w:val="center"/>
             <w:shd w:val="clear" w:color="auto" w:fill="F2F5FA"/>
+            <w:vAlign w:val="center"/>
           </w:tcPr>
           <w:p>
             <w:pPr>
@@ -7761,8 +7761,8 @@
         <w:tc>
           <w:tcPr>
             <w:tcW w:type="dxa" w:w="3402"/>
-            <w:vAlign w:val="center"/>
             <w:shd w:val="clear" w:color="auto" w:fill="F2F5FA"/>
+            <w:vAlign w:val="center"/>
           </w:tcPr>
           <w:p>
             <w:pPr>
@@ -7781,8 +7781,8 @@
         <w:tc>
           <w:tcPr>
             <w:tcW w:type="dxa" w:w="1134"/>
-            <w:vAlign w:val="center"/>
             <w:shd w:val="clear" w:color="auto" w:fill="F2F5FA"/>
+            <w:vAlign w:val="center"/>
           </w:tcPr>
           <w:p>
             <w:pPr>
@@ -7802,8 +7802,8 @@
         <w:tc>
           <w:tcPr>
             <w:tcW w:type="dxa" w:w="1247"/>
-            <w:vAlign w:val="center"/>
             <w:shd w:val="clear" w:color="auto" w:fill="F2F5FA"/>
+            <w:vAlign w:val="center"/>
           </w:tcPr>
           <w:p>
             <w:pPr>
@@ -7951,8 +7951,8 @@
         <w:tc>
           <w:tcPr>
             <w:tcW w:type="dxa" w:w="680"/>
-            <w:vAlign w:val="center"/>
             <w:shd w:val="clear" w:color="auto" w:fill="F2F5FA"/>
+            <w:vAlign w:val="center"/>
           </w:tcPr>
           <w:p>
             <w:pPr>
@@ -7972,8 +7972,8 @@
         <w:tc>
           <w:tcPr>
             <w:tcW w:type="dxa" w:w="567"/>
-            <w:vAlign w:val="center"/>
             <w:shd w:val="clear" w:color="auto" w:fill="F2F5FA"/>
+            <w:vAlign w:val="center"/>
           </w:tcPr>
           <w:p>
             <w:pPr>
@@ -7993,8 +7993,8 @@
         <w:tc>
           <w:tcPr>
             <w:tcW w:type="dxa" w:w="2494"/>
-            <w:vAlign w:val="center"/>
             <w:shd w:val="clear" w:color="auto" w:fill="F2F5FA"/>
+            <w:vAlign w:val="center"/>
           </w:tcPr>
           <w:p>
             <w:pPr>
@@ -8013,8 +8013,8 @@
         <w:tc>
           <w:tcPr>
             <w:tcW w:type="dxa" w:w="3402"/>
-            <w:vAlign w:val="center"/>
             <w:shd w:val="clear" w:color="auto" w:fill="F2F5FA"/>
+            <w:vAlign w:val="center"/>
           </w:tcPr>
           <w:p>
             <w:pPr>
@@ -8033,8 +8033,8 @@
         <w:tc>
           <w:tcPr>
             <w:tcW w:type="dxa" w:w="1134"/>
-            <w:vAlign w:val="center"/>
             <w:shd w:val="clear" w:color="auto" w:fill="F2F5FA"/>
+            <w:vAlign w:val="center"/>
           </w:tcPr>
           <w:p>
             <w:pPr>
@@ -8054,8 +8054,8 @@
         <w:tc>
           <w:tcPr>
             <w:tcW w:type="dxa" w:w="1247"/>
-            <w:vAlign w:val="center"/>
             <w:shd w:val="clear" w:color="auto" w:fill="F2F5FA"/>
+            <w:vAlign w:val="center"/>
           </w:tcPr>
           <w:p>
             <w:pPr>
@@ -8203,8 +8203,8 @@
         <w:tc>
           <w:tcPr>
             <w:tcW w:type="dxa" w:w="680"/>
-            <w:vAlign w:val="center"/>
             <w:shd w:val="clear" w:color="auto" w:fill="F2F5FA"/>
+            <w:vAlign w:val="center"/>
           </w:tcPr>
           <w:p>
             <w:pPr>
@@ -8224,8 +8224,8 @@
         <w:tc>
           <w:tcPr>
             <w:tcW w:type="dxa" w:w="567"/>
-            <w:vAlign w:val="center"/>
             <w:shd w:val="clear" w:color="auto" w:fill="F2F5FA"/>
+            <w:vAlign w:val="center"/>
           </w:tcPr>
           <w:p>
             <w:pPr>
@@ -8247,8 +8247,8 @@
         <w:tc>
           <w:tcPr>
             <w:tcW w:type="dxa" w:w="2494"/>
-            <w:vAlign w:val="center"/>
             <w:shd w:val="clear" w:color="auto" w:fill="F2F5FA"/>
+            <w:vAlign w:val="center"/>
           </w:tcPr>
           <w:p>
             <w:pPr>
@@ -8267,8 +8267,8 @@
         <w:tc>
           <w:tcPr>
             <w:tcW w:type="dxa" w:w="3402"/>
-            <w:vAlign w:val="center"/>
             <w:shd w:val="clear" w:color="auto" w:fill="F2F5FA"/>
+            <w:vAlign w:val="center"/>
           </w:tcPr>
           <w:p>
             <w:pPr>
@@ -8287,8 +8287,8 @@
         <w:tc>
           <w:tcPr>
             <w:tcW w:type="dxa" w:w="1134"/>
-            <w:vAlign w:val="center"/>
             <w:shd w:val="clear" w:color="auto" w:fill="F2F5FA"/>
+            <w:vAlign w:val="center"/>
           </w:tcPr>
           <w:p>
             <w:pPr>
@@ -8310,8 +8310,8 @@
         <w:tc>
           <w:tcPr>
             <w:tcW w:type="dxa" w:w="1247"/>
-            <w:vAlign w:val="center"/>
             <w:shd w:val="clear" w:color="auto" w:fill="F2F5FA"/>
+            <w:vAlign w:val="center"/>
           </w:tcPr>
           <w:p>
             <w:pPr>
@@ -8461,8 +8461,8 @@
         <w:tc>
           <w:tcPr>
             <w:tcW w:type="dxa" w:w="680"/>
-            <w:vAlign w:val="center"/>
             <w:shd w:val="clear" w:color="auto" w:fill="F2F5FA"/>
+            <w:vAlign w:val="center"/>
           </w:tcPr>
           <w:p>
             <w:pPr>
@@ -8482,8 +8482,8 @@
         <w:tc>
           <w:tcPr>
             <w:tcW w:type="dxa" w:w="567"/>
-            <w:vAlign w:val="center"/>
             <w:shd w:val="clear" w:color="auto" w:fill="F2F5FA"/>
+            <w:vAlign w:val="center"/>
           </w:tcPr>
           <w:p>
             <w:pPr>
@@ -8503,8 +8503,8 @@
         <w:tc>
           <w:tcPr>
             <w:tcW w:type="dxa" w:w="2494"/>
-            <w:vAlign w:val="center"/>
             <w:shd w:val="clear" w:color="auto" w:fill="F2F5FA"/>
+            <w:vAlign w:val="center"/>
           </w:tcPr>
           <w:p>
             <w:pPr>
@@ -8523,8 +8523,8 @@
         <w:tc>
           <w:tcPr>
             <w:tcW w:type="dxa" w:w="3402"/>
-            <w:vAlign w:val="center"/>
             <w:shd w:val="clear" w:color="auto" w:fill="F2F5FA"/>
+            <w:vAlign w:val="center"/>
           </w:tcPr>
           <w:p>
             <w:pPr>
@@ -8543,8 +8543,8 @@
         <w:tc>
           <w:tcPr>
             <w:tcW w:type="dxa" w:w="1134"/>
-            <w:vAlign w:val="center"/>
             <w:shd w:val="clear" w:color="auto" w:fill="F2F5FA"/>
+            <w:vAlign w:val="center"/>
           </w:tcPr>
           <w:p>
             <w:pPr>
@@ -8566,8 +8566,8 @@
         <w:tc>
           <w:tcPr>
             <w:tcW w:type="dxa" w:w="1247"/>
-            <w:vAlign w:val="center"/>
             <w:shd w:val="clear" w:color="auto" w:fill="F2F5FA"/>
+            <w:vAlign w:val="center"/>
           </w:tcPr>
           <w:p>
             <w:pPr>
@@ -8717,8 +8717,8 @@
         <w:tc>
           <w:tcPr>
             <w:tcW w:type="dxa" w:w="680"/>
-            <w:vAlign w:val="center"/>
             <w:shd w:val="clear" w:color="auto" w:fill="F2F5FA"/>
+            <w:vAlign w:val="center"/>
           </w:tcPr>
           <w:p>
             <w:pPr>
@@ -8738,8 +8738,8 @@
         <w:tc>
           <w:tcPr>
             <w:tcW w:type="dxa" w:w="567"/>
-            <w:vAlign w:val="center"/>
             <w:shd w:val="clear" w:color="auto" w:fill="F2F5FA"/>
+            <w:vAlign w:val="center"/>
           </w:tcPr>
           <w:p>
             <w:pPr>
@@ -8759,8 +8759,8 @@
         <w:tc>
           <w:tcPr>
             <w:tcW w:type="dxa" w:w="2494"/>
-            <w:vAlign w:val="center"/>
             <w:shd w:val="clear" w:color="auto" w:fill="F2F5FA"/>
+            <w:vAlign w:val="center"/>
           </w:tcPr>
           <w:p>
             <w:pPr>
@@ -8779,8 +8779,8 @@
         <w:tc>
           <w:tcPr>
             <w:tcW w:type="dxa" w:w="3402"/>
-            <w:vAlign w:val="center"/>
             <w:shd w:val="clear" w:color="auto" w:fill="F2F5FA"/>
+            <w:vAlign w:val="center"/>
           </w:tcPr>
           <w:p>
             <w:pPr>
@@ -8799,8 +8799,8 @@
         <w:tc>
           <w:tcPr>
             <w:tcW w:type="dxa" w:w="1134"/>
-            <w:vAlign w:val="center"/>
             <w:shd w:val="clear" w:color="auto" w:fill="F2F5FA"/>
+            <w:vAlign w:val="center"/>
           </w:tcPr>
           <w:p>
             <w:pPr>
@@ -8822,8 +8822,8 @@
         <w:tc>
           <w:tcPr>
             <w:tcW w:type="dxa" w:w="1247"/>
-            <w:vAlign w:val="center"/>
             <w:shd w:val="clear" w:color="auto" w:fill="F2F5FA"/>
+            <w:vAlign w:val="center"/>
           </w:tcPr>
           <w:p>
             <w:pPr>
@@ -8918,13 +8918,13 @@
         <w:tblStyle w:val="TableGrid"/>
         <w:tblW w:type="auto" w:w="0"/>
         <w:tblLayout w:type="fixed"/>
-        <w:tblLook w:firstColumn="1" w:firstRow="1" w:lastColumn="0" w:lastRow="0" w:noHBand="0" w:noVBand="1" w:val="04A0"/>
         <w:tblCellMar>
           <w:top w:w="34" w:type="dxa"/>
           <w:left w:w="68" w:type="dxa"/>
           <w:bottom w:w="34" w:type="dxa"/>
           <w:right w:w="68" w:type="dxa"/>
         </w:tblCellMar>
+        <w:tblLook w:firstColumn="1" w:firstRow="1" w:lastColumn="0" w:lastRow="0" w:noHBand="0" w:noVBand="1" w:val="04A0"/>
       </w:tblPr>
       <w:tblGrid>
         <w:gridCol w:w="2438"/>
@@ -8939,8 +8939,8 @@
         <w:tc>
           <w:tcPr>
             <w:tcW w:type="dxa" w:w="794"/>
-            <w:vAlign w:val="center"/>
             <w:shd w:val="clear" w:color="auto" w:fill="1F3864"/>
+            <w:vAlign w:val="center"/>
           </w:tcPr>
           <w:p>
             <w:pPr>
@@ -8961,8 +8961,8 @@
         <w:tc>
           <w:tcPr>
             <w:tcW w:type="dxa" w:w="2381"/>
-            <w:vAlign w:val="center"/>
             <w:shd w:val="clear" w:color="auto" w:fill="1F3864"/>
+            <w:vAlign w:val="center"/>
           </w:tcPr>
           <w:p>
             <w:pPr>
@@ -8983,8 +8983,8 @@
         <w:tc>
           <w:tcPr>
             <w:tcW w:type="dxa" w:w="3288"/>
-            <w:vAlign w:val="center"/>
             <w:shd w:val="clear" w:color="auto" w:fill="1F3864"/>
+            <w:vAlign w:val="center"/>
           </w:tcPr>
           <w:p>
             <w:pPr>
@@ -9005,8 +9005,8 @@
         <w:tc>
           <w:tcPr>
             <w:tcW w:type="dxa" w:w="3288"/>
-            <w:vAlign w:val="center"/>
             <w:shd w:val="clear" w:color="auto" w:fill="1F3864"/>
+            <w:vAlign w:val="center"/>
           </w:tcPr>
           <w:p>
             <w:pPr>
@@ -9114,8 +9114,8 @@
         <w:tc>
           <w:tcPr>
             <w:tcW w:type="dxa" w:w="794"/>
-            <w:vAlign w:val="center"/>
             <w:shd w:val="clear" w:color="auto" w:fill="F2F5FA"/>
+            <w:vAlign w:val="center"/>
           </w:tcPr>
           <w:p>
             <w:pPr>
@@ -9135,8 +9135,8 @@
         <w:tc>
           <w:tcPr>
             <w:tcW w:type="dxa" w:w="2381"/>
-            <w:vAlign w:val="center"/>
             <w:shd w:val="clear" w:color="auto" w:fill="F2F5FA"/>
+            <w:vAlign w:val="center"/>
           </w:tcPr>
           <w:p>
             <w:pPr>
@@ -9155,8 +9155,8 @@
         <w:tc>
           <w:tcPr>
             <w:tcW w:type="dxa" w:w="3288"/>
-            <w:vAlign w:val="center"/>
             <w:shd w:val="clear" w:color="auto" w:fill="F2F5FA"/>
+            <w:vAlign w:val="center"/>
           </w:tcPr>
           <w:p>
             <w:pPr>
@@ -9175,8 +9175,8 @@
         <w:tc>
           <w:tcPr>
             <w:tcW w:type="dxa" w:w="3288"/>
-            <w:vAlign w:val="center"/>
             <w:shd w:val="clear" w:color="auto" w:fill="F2F5FA"/>
+            <w:vAlign w:val="center"/>
           </w:tcPr>
           <w:p>
             <w:pPr>
@@ -9282,8 +9282,8 @@
         <w:tc>
           <w:tcPr>
             <w:tcW w:type="dxa" w:w="794"/>
-            <w:vAlign w:val="center"/>
             <w:shd w:val="clear" w:color="auto" w:fill="F2F5FA"/>
+            <w:vAlign w:val="center"/>
           </w:tcPr>
           <w:p>
             <w:pPr>
@@ -9303,8 +9303,8 @@
         <w:tc>
           <w:tcPr>
             <w:tcW w:type="dxa" w:w="2381"/>
-            <w:vAlign w:val="center"/>
             <w:shd w:val="clear" w:color="auto" w:fill="F2F5FA"/>
+            <w:vAlign w:val="center"/>
           </w:tcPr>
           <w:p>
             <w:pPr>
@@ -9323,8 +9323,8 @@
         <w:tc>
           <w:tcPr>
             <w:tcW w:type="dxa" w:w="3288"/>
-            <w:vAlign w:val="center"/>
             <w:shd w:val="clear" w:color="auto" w:fill="F2F5FA"/>
+            <w:vAlign w:val="center"/>
           </w:tcPr>
           <w:p>
             <w:pPr>
@@ -9343,8 +9343,8 @@
         <w:tc>
           <w:tcPr>
             <w:tcW w:type="dxa" w:w="3288"/>
-            <w:vAlign w:val="center"/>
             <w:shd w:val="clear" w:color="auto" w:fill="F2F5FA"/>
+            <w:vAlign w:val="center"/>
           </w:tcPr>
           <w:p>
             <w:pPr>
@@ -9513,13 +9513,13 @@
         <w:tblStyle w:val="TableGrid"/>
         <w:tblW w:type="auto" w:w="0"/>
         <w:tblLayout w:type="fixed"/>
-        <w:tblLook w:firstColumn="1" w:firstRow="1" w:lastColumn="0" w:lastRow="0" w:noHBand="0" w:noVBand="1" w:val="04A0"/>
         <w:tblCellMar>
           <w:top w:w="34" w:type="dxa"/>
           <w:left w:w="68" w:type="dxa"/>
           <w:bottom w:w="34" w:type="dxa"/>
           <w:right w:w="68" w:type="dxa"/>
         </w:tblCellMar>
+        <w:tblLook w:firstColumn="1" w:firstRow="1" w:lastColumn="0" w:lastRow="0" w:noHBand="0" w:noVBand="1" w:val="04A0"/>
       </w:tblPr>
       <w:tblGrid>
         <w:gridCol w:w="2438"/>
@@ -9534,8 +9534,8 @@
         <w:tc>
           <w:tcPr>
             <w:tcW w:type="dxa" w:w="1701"/>
-            <w:vAlign w:val="center"/>
             <w:shd w:val="clear" w:color="auto" w:fill="1F3864"/>
+            <w:vAlign w:val="center"/>
           </w:tcPr>
           <w:p>
             <w:pPr>
@@ -9556,8 +9556,8 @@
         <w:tc>
           <w:tcPr>
             <w:tcW w:type="dxa" w:w="3628"/>
-            <w:vAlign w:val="center"/>
             <w:shd w:val="clear" w:color="auto" w:fill="1F3864"/>
+            <w:vAlign w:val="center"/>
           </w:tcPr>
           <w:p>
             <w:pPr>
@@ -9578,8 +9578,8 @@
         <w:tc>
           <w:tcPr>
             <w:tcW w:type="dxa" w:w="2608"/>
-            <w:vAlign w:val="center"/>
             <w:shd w:val="clear" w:color="auto" w:fill="1F3864"/>
+            <w:vAlign w:val="center"/>
           </w:tcPr>
           <w:p>
             <w:pPr>
@@ -9600,8 +9600,8 @@
         <w:tc>
           <w:tcPr>
             <w:tcW w:type="dxa" w:w="1814"/>
-            <w:vAlign w:val="center"/>
             <w:shd w:val="clear" w:color="auto" w:fill="1F3864"/>
+            <w:vAlign w:val="center"/>
           </w:tcPr>
           <w:p>
             <w:pPr>
@@ -9708,8 +9708,8 @@
         <w:tc>
           <w:tcPr>
             <w:tcW w:type="dxa" w:w="1701"/>
-            <w:vAlign w:val="center"/>
             <w:shd w:val="clear" w:color="auto" w:fill="F2F5FA"/>
+            <w:vAlign w:val="center"/>
           </w:tcPr>
           <w:p>
             <w:pPr>
@@ -9728,8 +9728,8 @@
         <w:tc>
           <w:tcPr>
             <w:tcW w:type="dxa" w:w="3628"/>
-            <w:vAlign w:val="center"/>
             <w:shd w:val="clear" w:color="auto" w:fill="F2F5FA"/>
+            <w:vAlign w:val="center"/>
           </w:tcPr>
           <w:p>
             <w:pPr>
@@ -9748,8 +9748,8 @@
         <w:tc>
           <w:tcPr>
             <w:tcW w:type="dxa" w:w="2608"/>
-            <w:vAlign w:val="center"/>
             <w:shd w:val="clear" w:color="auto" w:fill="F2F5FA"/>
+            <w:vAlign w:val="center"/>
           </w:tcPr>
           <w:p>
             <w:pPr>
@@ -9768,8 +9768,8 @@
         <w:tc>
           <w:tcPr>
             <w:tcW w:type="dxa" w:w="1814"/>
-            <w:vAlign w:val="center"/>
             <w:shd w:val="clear" w:color="auto" w:fill="F2F5FA"/>
+            <w:vAlign w:val="center"/>
           </w:tcPr>
           <w:p>
             <w:pPr>
@@ -9874,8 +9874,8 @@
         <w:tc>
           <w:tcPr>
             <w:tcW w:type="dxa" w:w="1701"/>
-            <w:vAlign w:val="center"/>
             <w:shd w:val="clear" w:color="auto" w:fill="F2F5FA"/>
+            <w:vAlign w:val="center"/>
           </w:tcPr>
           <w:p>
             <w:pPr>
@@ -9894,8 +9894,8 @@
         <w:tc>
           <w:tcPr>
             <w:tcW w:type="dxa" w:w="3628"/>
-            <w:vAlign w:val="center"/>
             <w:shd w:val="clear" w:color="auto" w:fill="F2F5FA"/>
+            <w:vAlign w:val="center"/>
           </w:tcPr>
           <w:p>
             <w:pPr>
@@ -9914,8 +9914,8 @@
         <w:tc>
           <w:tcPr>
             <w:tcW w:type="dxa" w:w="2608"/>
-            <w:vAlign w:val="center"/>
             <w:shd w:val="clear" w:color="auto" w:fill="F2F5FA"/>
+            <w:vAlign w:val="center"/>
           </w:tcPr>
           <w:p>
             <w:pPr>
@@ -9934,8 +9934,8 @@
         <w:tc>
           <w:tcPr>
             <w:tcW w:type="dxa" w:w="1814"/>
-            <w:vAlign w:val="center"/>
             <w:shd w:val="clear" w:color="auto" w:fill="F2F5FA"/>
+            <w:vAlign w:val="center"/>
           </w:tcPr>
           <w:p>
             <w:pPr>
@@ -10040,8 +10040,8 @@
         <w:tc>
           <w:tcPr>
             <w:tcW w:type="dxa" w:w="1701"/>
-            <w:vAlign w:val="center"/>
             <w:shd w:val="clear" w:color="auto" w:fill="F2F5FA"/>
+            <w:vAlign w:val="center"/>
           </w:tcPr>
           <w:p>
             <w:pPr>
@@ -10060,8 +10060,8 @@
         <w:tc>
           <w:tcPr>
             <w:tcW w:type="dxa" w:w="3628"/>
-            <w:vAlign w:val="center"/>
             <w:shd w:val="clear" w:color="auto" w:fill="F2F5FA"/>
+            <w:vAlign w:val="center"/>
           </w:tcPr>
           <w:p>
             <w:pPr>
@@ -10080,8 +10080,8 @@
         <w:tc>
           <w:tcPr>
             <w:tcW w:type="dxa" w:w="2608"/>
-            <w:vAlign w:val="center"/>
             <w:shd w:val="clear" w:color="auto" w:fill="F2F5FA"/>
+            <w:vAlign w:val="center"/>
           </w:tcPr>
           <w:p>
             <w:pPr>
@@ -10100,8 +10100,8 @@
         <w:tc>
           <w:tcPr>
             <w:tcW w:type="dxa" w:w="1814"/>
-            <w:vAlign w:val="center"/>
             <w:shd w:val="clear" w:color="auto" w:fill="F2F5FA"/>
+            <w:vAlign w:val="center"/>
           </w:tcPr>
           <w:p>
             <w:pPr>
@@ -10185,13 +10185,13 @@
         <w:tblStyle w:val="TableGrid"/>
         <w:tblW w:type="auto" w:w="0"/>
         <w:tblLayout w:type="fixed"/>
-        <w:tblLook w:firstColumn="1" w:firstRow="1" w:lastColumn="0" w:lastRow="0" w:noHBand="0" w:noVBand="1" w:val="04A0"/>
         <w:tblCellMar>
           <w:top w:w="34" w:type="dxa"/>
           <w:left w:w="68" w:type="dxa"/>
           <w:bottom w:w="34" w:type="dxa"/>
           <w:right w:w="68" w:type="dxa"/>
         </w:tblCellMar>
+        <w:tblLook w:firstColumn="1" w:firstRow="1" w:lastColumn="0" w:lastRow="0" w:noHBand="0" w:noVBand="1" w:val="04A0"/>
       </w:tblPr>
       <w:tblGrid>
         <w:gridCol w:w="2438"/>
@@ -10206,8 +10206,8 @@
         <w:tc>
           <w:tcPr>
             <w:tcW w:type="dxa" w:w="1247"/>
-            <w:vAlign w:val="center"/>
             <w:shd w:val="clear" w:color="auto" w:fill="1F3864"/>
+            <w:vAlign w:val="center"/>
           </w:tcPr>
           <w:p>
             <w:pPr>
@@ -10228,8 +10228,8 @@
         <w:tc>
           <w:tcPr>
             <w:tcW w:type="dxa" w:w="3175"/>
-            <w:vAlign w:val="center"/>
             <w:shd w:val="clear" w:color="auto" w:fill="1F3864"/>
+            <w:vAlign w:val="center"/>
           </w:tcPr>
           <w:p>
             <w:pPr>
@@ -10250,8 +10250,8 @@
         <w:tc>
           <w:tcPr>
             <w:tcW w:type="dxa" w:w="3061"/>
-            <w:vAlign w:val="center"/>
             <w:shd w:val="clear" w:color="auto" w:fill="1F3864"/>
+            <w:vAlign w:val="center"/>
           </w:tcPr>
           <w:p>
             <w:pPr>
@@ -10272,8 +10272,8 @@
         <w:tc>
           <w:tcPr>
             <w:tcW w:type="dxa" w:w="2268"/>
-            <w:vAlign w:val="center"/>
             <w:shd w:val="clear" w:color="auto" w:fill="1F3864"/>
+            <w:vAlign w:val="center"/>
           </w:tcPr>
           <w:p>
             <w:pPr>
@@ -10382,8 +10382,8 @@
         <w:tc>
           <w:tcPr>
             <w:tcW w:type="dxa" w:w="1247"/>
-            <w:vAlign w:val="center"/>
             <w:shd w:val="clear" w:color="auto" w:fill="F2F5FA"/>
+            <w:vAlign w:val="center"/>
           </w:tcPr>
           <w:p>
             <w:pPr>
@@ -10402,8 +10402,8 @@
         <w:tc>
           <w:tcPr>
             <w:tcW w:type="dxa" w:w="3175"/>
-            <w:vAlign w:val="center"/>
             <w:shd w:val="clear" w:color="auto" w:fill="F2F5FA"/>
+            <w:vAlign w:val="center"/>
           </w:tcPr>
           <w:p>
             <w:pPr>
@@ -10422,8 +10422,8 @@
         <w:tc>
           <w:tcPr>
             <w:tcW w:type="dxa" w:w="3061"/>
-            <w:vAlign w:val="center"/>
             <w:shd w:val="clear" w:color="auto" w:fill="F2F5FA"/>
+            <w:vAlign w:val="center"/>
           </w:tcPr>
           <w:p>
             <w:pPr>
@@ -10442,8 +10442,8 @@
         <w:tc>
           <w:tcPr>
             <w:tcW w:type="dxa" w:w="2268"/>
-            <w:vAlign w:val="center"/>
             <w:shd w:val="clear" w:color="auto" w:fill="F2F5FA"/>
+            <w:vAlign w:val="center"/>
           </w:tcPr>
           <w:p>
             <w:pPr>
@@ -10548,8 +10548,8 @@
         <w:tc>
           <w:tcPr>
             <w:tcW w:type="dxa" w:w="1247"/>
-            <w:vAlign w:val="center"/>
             <w:shd w:val="clear" w:color="auto" w:fill="F2F5FA"/>
+            <w:vAlign w:val="center"/>
           </w:tcPr>
           <w:p>
             <w:pPr>
@@ -10568,8 +10568,8 @@
         <w:tc>
           <w:tcPr>
             <w:tcW w:type="dxa" w:w="3175"/>
-            <w:vAlign w:val="center"/>
             <w:shd w:val="clear" w:color="auto" w:fill="F2F5FA"/>
+            <w:vAlign w:val="center"/>
           </w:tcPr>
           <w:p>
             <w:pPr>
@@ -10588,8 +10588,8 @@
         <w:tc>
           <w:tcPr>
             <w:tcW w:type="dxa" w:w="3061"/>
-            <w:vAlign w:val="center"/>
             <w:shd w:val="clear" w:color="auto" w:fill="F2F5FA"/>
+            <w:vAlign w:val="center"/>
           </w:tcPr>
           <w:p>
             <w:pPr>
@@ -10608,8 +10608,8 @@
         <w:tc>
           <w:tcPr>
             <w:tcW w:type="dxa" w:w="2268"/>
-            <w:vAlign w:val="center"/>
             <w:shd w:val="clear" w:color="auto" w:fill="F2F5FA"/>
+            <w:vAlign w:val="center"/>
           </w:tcPr>
           <w:p>
             <w:pPr>
@@ -10762,13 +10762,13 @@
         <w:tblStyle w:val="TableGrid"/>
         <w:tblW w:type="auto" w:w="0"/>
         <w:tblLayout w:type="fixed"/>
-        <w:tblLook w:firstColumn="1" w:firstRow="1" w:lastColumn="0" w:lastRow="0" w:noHBand="0" w:noVBand="1" w:val="04A0"/>
         <w:tblCellMar>
           <w:top w:w="34" w:type="dxa"/>
           <w:left w:w="68" w:type="dxa"/>
           <w:bottom w:w="34" w:type="dxa"/>
           <w:right w:w="68" w:type="dxa"/>
         </w:tblCellMar>
+        <w:tblLook w:firstColumn="1" w:firstRow="1" w:lastColumn="0" w:lastRow="0" w:noHBand="0" w:noVBand="1" w:val="04A0"/>
       </w:tblPr>
       <w:tblGrid>
         <w:gridCol w:w="3251"/>
@@ -10782,8 +10782,8 @@
         <w:tc>
           <w:tcPr>
             <w:tcW w:type="dxa" w:w="2835"/>
-            <w:vAlign w:val="center"/>
             <w:shd w:val="clear" w:color="auto" w:fill="1F3864"/>
+            <w:vAlign w:val="center"/>
           </w:tcPr>
           <w:p>
             <w:pPr>
@@ -10804,8 +10804,8 @@
         <w:tc>
           <w:tcPr>
             <w:tcW w:type="dxa" w:w="4082"/>
-            <w:vAlign w:val="center"/>
             <w:shd w:val="clear" w:color="auto" w:fill="1F3864"/>
+            <w:vAlign w:val="center"/>
           </w:tcPr>
           <w:p>
             <w:pPr>
@@ -10826,8 +10826,8 @@
         <w:tc>
           <w:tcPr>
             <w:tcW w:type="dxa" w:w="2835"/>
-            <w:vAlign w:val="center"/>
             <w:shd w:val="clear" w:color="auto" w:fill="1F3864"/>
+            <w:vAlign w:val="center"/>
           </w:tcPr>
           <w:p>
             <w:pPr>
@@ -10915,8 +10915,8 @@
         <w:tc>
           <w:tcPr>
             <w:tcW w:type="dxa" w:w="2835"/>
-            <w:vAlign w:val="center"/>
             <w:shd w:val="clear" w:color="auto" w:fill="F2F5FA"/>
+            <w:vAlign w:val="center"/>
           </w:tcPr>
           <w:p>
             <w:pPr>
@@ -10935,8 +10935,8 @@
         <w:tc>
           <w:tcPr>
             <w:tcW w:type="dxa" w:w="4082"/>
-            <w:vAlign w:val="center"/>
             <w:shd w:val="clear" w:color="auto" w:fill="F2F5FA"/>
+            <w:vAlign w:val="center"/>
           </w:tcPr>
           <w:p>
             <w:pPr>
@@ -10955,8 +10955,8 @@
         <w:tc>
           <w:tcPr>
             <w:tcW w:type="dxa" w:w="2835"/>
-            <w:vAlign w:val="center"/>
             <w:shd w:val="clear" w:color="auto" w:fill="F2F5FA"/>
+            <w:vAlign w:val="center"/>
           </w:tcPr>
           <w:p>
             <w:pPr>
@@ -11042,8 +11042,8 @@
         <w:tc>
           <w:tcPr>
             <w:tcW w:type="dxa" w:w="2835"/>
-            <w:vAlign w:val="center"/>
             <w:shd w:val="clear" w:color="auto" w:fill="F2F5FA"/>
+            <w:vAlign w:val="center"/>
           </w:tcPr>
           <w:p>
             <w:pPr>
@@ -11062,8 +11062,8 @@
         <w:tc>
           <w:tcPr>
             <w:tcW w:type="dxa" w:w="4082"/>
-            <w:vAlign w:val="center"/>
             <w:shd w:val="clear" w:color="auto" w:fill="F2F5FA"/>
+            <w:vAlign w:val="center"/>
           </w:tcPr>
           <w:p>
             <w:pPr>
@@ -11082,8 +11082,8 @@
         <w:tc>
           <w:tcPr>
             <w:tcW w:type="dxa" w:w="2835"/>
-            <w:vAlign w:val="center"/>
             <w:shd w:val="clear" w:color="auto" w:fill="F2F5FA"/>
+            <w:vAlign w:val="center"/>
           </w:tcPr>
           <w:p>
             <w:pPr>
@@ -11169,8 +11169,8 @@
         <w:tc>
           <w:tcPr>
             <w:tcW w:type="dxa" w:w="2835"/>
-            <w:vAlign w:val="center"/>
             <w:shd w:val="clear" w:color="auto" w:fill="F2F5FA"/>
+            <w:vAlign w:val="center"/>
           </w:tcPr>
           <w:p>
             <w:pPr>
@@ -11189,8 +11189,8 @@
         <w:tc>
           <w:tcPr>
             <w:tcW w:type="dxa" w:w="4082"/>
-            <w:vAlign w:val="center"/>
             <w:shd w:val="clear" w:color="auto" w:fill="F2F5FA"/>
+            <w:vAlign w:val="center"/>
           </w:tcPr>
           <w:p>
             <w:pPr>
@@ -11209,8 +11209,8 @@
         <w:tc>
           <w:tcPr>
             <w:tcW w:type="dxa" w:w="2835"/>
-            <w:vAlign w:val="center"/>
             <w:shd w:val="clear" w:color="auto" w:fill="F2F5FA"/>
+            <w:vAlign w:val="center"/>
           </w:tcPr>
           <w:p>
             <w:pPr>
